--- a/svoyo-delo/대본/7부/02화_Kontraktnoe_proizvodstvo.docx
+++ b/svoyo-delo/대본/7부/02화_Kontraktnoe_proizvodstvo.docx
@@ -3251,7 +3251,7 @@
               <w:jc w:val="left"/>
             </w:pPr>
             <w:r>
-              <w:t xml:space="preserve">спецификáция</w:t>
+              <w:t xml:space="preserve">специфика́ция</w:t>
             </w:r>
           </w:p>
         </w:tc>
@@ -3441,7 +3441,7 @@
               <w:jc w:val="left"/>
             </w:pPr>
             <w:r>
-              <w:t xml:space="preserve">пополáм</w:t>
+              <w:t xml:space="preserve">попола́м</w:t>
             </w:r>
           </w:p>
         </w:tc>

--- a/svoyo-delo/대본/7부/02화_Kontraktnoe_proizvodstvo.docx
+++ b/svoyo-delo/대본/7부/02화_Kontraktnoe_proizvodstvo.docx
@@ -799,7 +799,7 @@
         <w:t xml:space="preserve"> </w:t>
       </w:r>
       <w:r>
-        <w:t xml:space="preserve">- 규칙: 지문 없음. 전 화 100% 「화자명: 대사」. 1턴 18단어 이내 + 긴 턴 10~15회(30~55단어). 문법 초점(C1): 계약 문체(Изготовитель обязуется…; Заказчик, как держатель…, отвечает за…), 명사화(соответствие спецификации, взаимное признание полисов, депонирование технической документации), 무인칭 간주(причина считается производственной), 형동사(согласованной сторонами).</w:t>
+        <w:t xml:space="preserve">- 규칙: 지문 없음. 전 화 100% 「화자명: 대사」. 1턴 24단어 이내 + 긴 턴 10~15회(35~60단어). 문법 초점(C1): 계약 문체(Изготовитель обязуется…; Заказчик, как держатель…, отвечает за…), 명사화(соответствие спецификации, взаимное признание полисов, депонирование технической документации), 무인칭 간주(причина считается производственной), 형동사(согласованной сторонами).</w:t>
       </w:r>
       <w:r>
         <w:t xml:space="preserve"> </w:t>
@@ -906,119 +906,119 @@
         <w:pStyle w:val="FirstParagraph"/>
       </w:pPr>
       <w:r>
-        <w:t xml:space="preserve">DOYUN: Лёша! Мы здесь. Сохи — в первый раз в Москве зимой. Она в шоке.</w:t>
-      </w:r>
-    </w:p>
-    <w:p>
-      <w:pPr>
-        <w:pStyle w:val="BodyText"/>
-      </w:pPr>
-      <w:r>
-        <w:t xml:space="preserve">SOHEE: Здравствуйте. Снег. Много. В Вонджу — так не бывает. Холодно.</w:t>
-      </w:r>
-    </w:p>
-    <w:p>
-      <w:pPr>
-        <w:pStyle w:val="BodyText"/>
-      </w:pPr>
-      <w:r>
-        <w:t xml:space="preserve">OLGA: Госпожа Чон. Наконец-то. Шесть лет — только письма. Я Миронова.</w:t>
-      </w:r>
-    </w:p>
-    <w:p>
-      <w:pPr>
-        <w:pStyle w:val="BodyText"/>
-      </w:pPr>
-      <w:r>
-        <w:t xml:space="preserve">SOHEE: Миронова-сси. Я знаю. Каждая запятая. Я читала все ваши письма. Два раза.</w:t>
-      </w:r>
-    </w:p>
-    <w:p>
-      <w:pPr>
-        <w:pStyle w:val="BodyText"/>
-      </w:pPr>
-      <w:r>
-        <w:t xml:space="preserve">OLGA: Я ваши — три. Особенно про «двойное назначение».</w:t>
-      </w:r>
-    </w:p>
-    <w:p>
-      <w:pPr>
-        <w:pStyle w:val="BodyText"/>
-      </w:pPr>
-      <w:r>
-        <w:t xml:space="preserve">HAN: Хан Джису. Добрый день. Договор — у меня. Сорок две страницы. Русский и корейский. Параллельно.</w:t>
-      </w:r>
-    </w:p>
-    <w:p>
-      <w:pPr>
-        <w:pStyle w:val="BodyText"/>
-      </w:pPr>
-      <w:r>
-        <w:t xml:space="preserve">IRINA: Сорок две. Я думала — двадцать.</w:t>
-      </w:r>
-    </w:p>
-    <w:p>
-      <w:pPr>
-        <w:pStyle w:val="BodyText"/>
-      </w:pPr>
-      <w:r>
-        <w:t xml:space="preserve">HAN: Было двадцать. Потом госпожа Чон добавила раздел о качестве. Двенадцать страниц.</w:t>
-      </w:r>
-    </w:p>
-    <w:p>
-      <w:pPr>
-        <w:pStyle w:val="BodyText"/>
-      </w:pPr>
-      <w:r>
-        <w:t xml:space="preserve">SOHEE: Качество — это главное. Если не записано — не было.</w:t>
-      </w:r>
-    </w:p>
-    <w:p>
-      <w:pPr>
-        <w:pStyle w:val="BodyText"/>
-      </w:pPr>
-      <w:r>
-        <w:t xml:space="preserve">OLGA: «Если не записано — не было». Госпожа Чон, вы говорите, как я.</w:t>
-      </w:r>
-    </w:p>
-    <w:p>
-      <w:pPr>
-        <w:pStyle w:val="BodyText"/>
-      </w:pPr>
-      <w:r>
-        <w:t xml:space="preserve">SOHEE: Нет. Вы говорите, как я. Я первая сказала. Шесть лет назад. Доюн помнит.</w:t>
-      </w:r>
-    </w:p>
-    <w:p>
-      <w:pPr>
-        <w:pStyle w:val="BodyText"/>
-      </w:pPr>
-      <w:r>
-        <w:t xml:space="preserve">DOYUN: Помню. Она сказала это в первый день. Про досье.</w:t>
-      </w:r>
-    </w:p>
-    <w:p>
-      <w:pPr>
-        <w:pStyle w:val="BodyText"/>
-      </w:pPr>
-      <w:r>
-        <w:t xml:space="preserve">ALEKSEY: Машина ждёт. Сначала гостиница, потом обед. Работаем с завтрашнего утра.</w:t>
-      </w:r>
-    </w:p>
-    <w:p>
-      <w:pPr>
-        <w:pStyle w:val="BodyText"/>
-      </w:pPr>
-      <w:r>
-        <w:t xml:space="preserve">SOHEE: Нет. Обед — потом. Сначала — договор. Сегодня. Я не спала в самолёте. Я читала.</w:t>
-      </w:r>
-    </w:p>
-    <w:p>
-      <w:pPr>
-        <w:pStyle w:val="BodyText"/>
-      </w:pPr>
-      <w:r>
-        <w:t xml:space="preserve">IRINA: Госпожа Чон, я вас уже люблю. Ольга, это твой человек.</w:t>
+        <w:t xml:space="preserve">DOYUN: Лёша! Мы здесь, у выхода. Сохи первый раз в Москве зимой, и она, честно говоря, в шоке.</w:t>
+      </w:r>
+    </w:p>
+    <w:p>
+      <w:pPr>
+        <w:pStyle w:val="BodyText"/>
+      </w:pPr>
+      <w:r>
+        <w:t xml:space="preserve">SOHEE: Здравствуйте. Здесь очень много снега, а в Вонджу так не бывает. И очень холодно, я не ожидала.</w:t>
+      </w:r>
+    </w:p>
+    <w:p>
+      <w:pPr>
+        <w:pStyle w:val="BodyText"/>
+      </w:pPr>
+      <w:r>
+        <w:t xml:space="preserve">OLGA: Госпожа Чон, наконец-то мы встретились! Шесть лет у нас были только письма. Я Миронова.</w:t>
+      </w:r>
+    </w:p>
+    <w:p>
+      <w:pPr>
+        <w:pStyle w:val="BodyText"/>
+      </w:pPr>
+      <w:r>
+        <w:t xml:space="preserve">SOHEE: Миронова-сси, я вас знаю, каждую вашу запятую. Я читала все ваши письма, и каждое по два раза.</w:t>
+      </w:r>
+    </w:p>
+    <w:p>
+      <w:pPr>
+        <w:pStyle w:val="BodyText"/>
+      </w:pPr>
+      <w:r>
+        <w:t xml:space="preserve">OLGA: А я ваши читала по три раза, особенно то письмо про «двойное назначение».</w:t>
+      </w:r>
+    </w:p>
+    <w:p>
+      <w:pPr>
+        <w:pStyle w:val="BodyText"/>
+      </w:pPr>
+      <w:r>
+        <w:t xml:space="preserve">HAN: Хан Джису, добрый день. Договор у меня: сорок две страницы, на русском и корейском, параллельно.</w:t>
+      </w:r>
+    </w:p>
+    <w:p>
+      <w:pPr>
+        <w:pStyle w:val="BodyText"/>
+      </w:pPr>
+      <w:r>
+        <w:t xml:space="preserve">IRINA: Сорок две страницы? А я почему-то думала, что будет двадцать, не больше.</w:t>
+      </w:r>
+    </w:p>
+    <w:p>
+      <w:pPr>
+        <w:pStyle w:val="BodyText"/>
+      </w:pPr>
+      <w:r>
+        <w:t xml:space="preserve">HAN: Сначала было двадцать, но потом госпожа Чон добавила раздел о качестве ещё на двенадцать страниц.</w:t>
+      </w:r>
+    </w:p>
+    <w:p>
+      <w:pPr>
+        <w:pStyle w:val="BodyText"/>
+      </w:pPr>
+      <w:r>
+        <w:t xml:space="preserve">SOHEE: Потому что качество — это главное. Если не записано — не было, так я всегда говорю.</w:t>
+      </w:r>
+    </w:p>
+    <w:p>
+      <w:pPr>
+        <w:pStyle w:val="BodyText"/>
+      </w:pPr>
+      <w:r>
+        <w:t xml:space="preserve">OLGA: «Если не записано — не было». Госпожа Чон, вы говорите точно так же, как я.</w:t>
+      </w:r>
+    </w:p>
+    <w:p>
+      <w:pPr>
+        <w:pStyle w:val="BodyText"/>
+      </w:pPr>
+      <w:r>
+        <w:t xml:space="preserve">SOHEE: Нет, это вы говорите, как я, потому что я первая это сказала, шесть лет назад. Доюн помнит.</w:t>
+      </w:r>
+    </w:p>
+    <w:p>
+      <w:pPr>
+        <w:pStyle w:val="BodyText"/>
+      </w:pPr>
+      <w:r>
+        <w:t xml:space="preserve">DOYUN: Помню, конечно. Она сказала это в самый первый день, когда мы обсуждали досье.</w:t>
+      </w:r>
+    </w:p>
+    <w:p>
+      <w:pPr>
+        <w:pStyle w:val="BodyText"/>
+      </w:pPr>
+      <w:r>
+        <w:t xml:space="preserve">ALEKSEY: Машина уже ждёт. Сначала гостиница, потом обед, а работать начнём завтра с утра, чтобы вы отдохнули.</w:t>
+      </w:r>
+    </w:p>
+    <w:p>
+      <w:pPr>
+        <w:pStyle w:val="BodyText"/>
+      </w:pPr>
+      <w:r>
+        <w:t xml:space="preserve">SOHEE: Нет, обед потом. Сначала договор, сегодня. Я не спала в самолёте, потому что читала его всю дорогу.</w:t>
+      </w:r>
+    </w:p>
+    <w:p>
+      <w:pPr>
+        <w:pStyle w:val="BodyText"/>
+      </w:pPr>
+      <w:r>
+        <w:t xml:space="preserve">IRINA: Госпожа Чон, я вас уже люблю. Ольга, это точно твой человек, вы с ней найдёте общий язык.</w:t>
       </w:r>
     </w:p>
     <w:bookmarkEnd w:id="21"/>
@@ -1036,279 +1036,279 @@
         <w:pStyle w:val="FirstParagraph"/>
       </w:pPr>
       <w:r>
-        <w:t xml:space="preserve">HAN: Раздел первый. Предмет. «Изготовитель обязуется производить изделие по спецификации, согласованной сторонами, под товарным знаком заказчика». Вопросы?</w:t>
-      </w:r>
-    </w:p>
-    <w:p>
-      <w:pPr>
-        <w:pStyle w:val="BodyText"/>
-      </w:pPr>
-      <w:r>
-        <w:t xml:space="preserve">OLGA: Один. «По спецификации, согласованной сторонами». Чья спецификация? Ваша или наша?</w:t>
-      </w:r>
-    </w:p>
-    <w:p>
-      <w:pPr>
-        <w:pStyle w:val="BodyText"/>
-      </w:pPr>
-      <w:r>
-        <w:t xml:space="preserve">SOHEE: Наша. Гель — тот же. Формула — та же. Седжин. Спецификация — наша. Изменения — только письменно. Обе стороны.</w:t>
-      </w:r>
-    </w:p>
-    <w:p>
-      <w:pPr>
-        <w:pStyle w:val="BodyText"/>
-      </w:pPr>
-      <w:r>
-        <w:t xml:space="preserve">OLGA: Согласна. Это даже наше условие. Доктор Корнилова сказала: изменят формулу ради цены — она уйдёт.</w:t>
-      </w:r>
-    </w:p>
-    <w:p>
-      <w:pPr>
-        <w:pStyle w:val="BodyText"/>
-      </w:pPr>
-      <w:r>
-        <w:t xml:space="preserve">SOHEE: Корнилова-сси? Она права. Я тоже уйду.</w:t>
-      </w:r>
-    </w:p>
-    <w:p>
-      <w:pPr>
-        <w:pStyle w:val="BodyText"/>
-      </w:pPr>
-      <w:r>
-        <w:t xml:space="preserve">HAN: Раздел второй. Качество. Изготовитель отвечает за соответствие каждой партии спецификации и требованиям системы менеджмента качества. Заказчик, как держатель регистрационного удостоверения, отвечает за изделие в обращении на рынке. Перед регулятором и перед пациентом. Это стандартная формулировка для контрактного производства.</w:t>
-      </w:r>
-    </w:p>
-    <w:p>
-      <w:pPr>
-        <w:pStyle w:val="BodyText"/>
-      </w:pPr>
-      <w:r>
-        <w:t xml:space="preserve">IRINA: Перевожу на человеческий. Если гель плохой — виноваты вы. Если пациентке плохо — отвечаем мы. Правильно?</w:t>
-      </w:r>
-    </w:p>
-    <w:p>
-      <w:pPr>
-        <w:pStyle w:val="BodyText"/>
-      </w:pPr>
-      <w:r>
-        <w:t xml:space="preserve">HAN: Почти. Если пациентке плохо — первыми отвечаете вы. Потом выясняем, почему. Если причина — производство, — регресс к изготовителю.</w:t>
-      </w:r>
-    </w:p>
-    <w:p>
-      <w:pPr>
-        <w:pStyle w:val="BodyText"/>
-      </w:pPr>
-      <w:r>
-        <w:t xml:space="preserve">OLGA: Регресс. То есть сначала мы платим пациентке, а потом взыскиваем с вас. Это стандартно, я не спорю. Но мне нужно другое. Срок. Сколько времени вы будете выяснять причину? Неделю? Месяц? Год? От этого зависит, сколько пациентка будет ждать.</w:t>
-      </w:r>
-    </w:p>
-    <w:p>
-      <w:pPr>
-        <w:pStyle w:val="BodyText"/>
-      </w:pPr>
-      <w:r>
-        <w:t xml:space="preserve">SOHEE: Анализ — тридцать дней. Архивные образцы каждой партии. Пять лет храним.</w:t>
-      </w:r>
-    </w:p>
-    <w:p>
-      <w:pPr>
-        <w:pStyle w:val="BodyText"/>
-      </w:pPr>
-      <w:r>
-        <w:t xml:space="preserve">OLGA: Тридцать дней — хорошо. Но записать: если изготовитель не ответил за тридцать дней — причина считается производственной. Презумпция.</w:t>
-      </w:r>
-    </w:p>
-    <w:p>
-      <w:pPr>
-        <w:pStyle w:val="BodyText"/>
-      </w:pPr>
-      <w:r>
-        <w:t xml:space="preserve">HAN: Презумпция против изготовителя? Это жёстко, госпожа Миронова.</w:t>
-      </w:r>
-    </w:p>
-    <w:p>
-      <w:pPr>
-        <w:pStyle w:val="BodyText"/>
-      </w:pPr>
-      <w:r>
-        <w:t xml:space="preserve">OLGA: Это дисциплина, госпожа Хан. Я не хочу ждать ответа полгода, пока пациентка ждёт денег, а клиника — объяснений. Я однажды ждала три месяца. Результата повторного анализа. Он подтвердил первый. Три месяца ничего не изменили, кроме числа пострадавших. Больше не жду.</w:t>
-      </w:r>
-    </w:p>
-    <w:p>
-      <w:pPr>
-        <w:pStyle w:val="BodyText"/>
-      </w:pPr>
-      <w:r>
-        <w:t xml:space="preserve">SOHEE: Миронова-сси права. Если мы не ответили за тридцать дней — значит, мы плохие. Я согласна. Хан Джису, пиши.</w:t>
-      </w:r>
-    </w:p>
-    <w:p>
-      <w:pPr>
-        <w:pStyle w:val="BodyText"/>
-      </w:pPr>
-      <w:r>
-        <w:t xml:space="preserve">HAN: Госпожа Чон, вы на чьей стороне?</w:t>
-      </w:r>
-    </w:p>
-    <w:p>
-      <w:pPr>
-        <w:pStyle w:val="BodyText"/>
-      </w:pPr>
-      <w:r>
-        <w:t xml:space="preserve">SOHEE: На стороне пациентки. Как Миронова. Это одна сторона.</w:t>
-      </w:r>
-    </w:p>
-    <w:p>
-      <w:pPr>
-        <w:pStyle w:val="BodyText"/>
-      </w:pPr>
-      <w:r>
-        <w:t xml:space="preserve">OLGA: Госпожа Хан, запишите и это. Мне нравится эта сторона.</w:t>
-      </w:r>
-    </w:p>
-    <w:p>
-      <w:pPr>
-        <w:pStyle w:val="BodyText"/>
-      </w:pPr>
-      <w:r>
-        <w:t xml:space="preserve">ALEKSEY: Можно вопрос? Страховка. Кто страхует ответственность?</w:t>
-      </w:r>
-    </w:p>
-    <w:p>
-      <w:pPr>
-        <w:pStyle w:val="BodyText"/>
-      </w:pPr>
-      <w:r>
-        <w:t xml:space="preserve">HAN: Каждый — своё. Мы страхуем производство. Вы — обращение на рынке. Но вот здесь, пункт семь, — взаимное признание полисов. Страховщики обеих сторон согласуют условия заранее, чтобы не было ситуации, когда каждый говорит: «Это не наш случай». Чтобы не было дыры между нами.</w:t>
-      </w:r>
-    </w:p>
-    <w:p>
-      <w:pPr>
-        <w:pStyle w:val="BodyText"/>
-      </w:pPr>
-      <w:r>
-        <w:t xml:space="preserve">IRINA: Дыра между полисами. Это я видела в аудите. Два полиса, а между ними — пустота. И пациентка в ней.</w:t>
-      </w:r>
-    </w:p>
-    <w:p>
-      <w:pPr>
-        <w:pStyle w:val="BodyText"/>
-      </w:pPr>
-      <w:r>
-        <w:t xml:space="preserve">HAN: Поэтому — пункт семь. Страховщики согласуют. Мы уже спросили своих. Они согласны.</w:t>
-      </w:r>
-    </w:p>
-    <w:p>
-      <w:pPr>
-        <w:pStyle w:val="BodyText"/>
-      </w:pPr>
-      <w:r>
-        <w:t xml:space="preserve">IRINA: Покажите их письмо. Не пересказ. Письмо.</w:t>
-      </w:r>
-    </w:p>
-    <w:p>
-      <w:pPr>
-        <w:pStyle w:val="BodyText"/>
-      </w:pPr>
-      <w:r>
-        <w:t xml:space="preserve">HAN: Вот. На английском. С подписью и печатью.</w:t>
-      </w:r>
-    </w:p>
-    <w:p>
-      <w:pPr>
-        <w:pStyle w:val="BodyText"/>
-      </w:pPr>
-      <w:r>
-        <w:t xml:space="preserve">OLGA: Тогда пункт семь — принят. Дальше. Кто отвечает за упаковку? Коробка — наша. Голограмма — наша. Наклейка — наша.</w:t>
-      </w:r>
-    </w:p>
-    <w:p>
-      <w:pPr>
-        <w:pStyle w:val="BodyText"/>
-      </w:pPr>
-      <w:r>
-        <w:t xml:space="preserve">SOHEE: Упаковку печатаем мы. В Вонджу. Ваш макет. Наш контроль. Типография — новая. Не та.</w:t>
-      </w:r>
-    </w:p>
-    <w:p>
-      <w:pPr>
-        <w:pStyle w:val="BodyText"/>
-      </w:pPr>
-      <w:r>
-        <w:t xml:space="preserve">KIRILL: Не та, которая продала макеты Седжина? Можно я спрошу про эту новую?</w:t>
-      </w:r>
-    </w:p>
-    <w:p>
-      <w:pPr>
-        <w:pStyle w:val="BodyText"/>
-      </w:pPr>
-      <w:r>
-        <w:t xml:space="preserve">SOHEE: Можно. Аудит типографии — каждый год. Я сама. Макеты — только у нас в сейфе. После Глеба — так.</w:t>
-      </w:r>
-    </w:p>
-    <w:p>
-      <w:pPr>
-        <w:pStyle w:val="BodyText"/>
-      </w:pPr>
-      <w:r>
-        <w:t xml:space="preserve">KIRILL: Тогда я хочу копию акта аудита. Каждый год. Для нашего комплаенса.</w:t>
-      </w:r>
-    </w:p>
-    <w:p>
-      <w:pPr>
-        <w:pStyle w:val="BodyText"/>
-      </w:pPr>
-      <w:r>
-        <w:t xml:space="preserve">SOHEE: Будет. На русском. Я переведу. Плохо, но переведу.</w:t>
-      </w:r>
-    </w:p>
-    <w:p>
-      <w:pPr>
-        <w:pStyle w:val="BodyText"/>
-      </w:pPr>
-      <w:r>
-        <w:t xml:space="preserve">OLGA: Плохо — не надо. Пришлите на корейском. Мы переведём сами. Каждую запятую.</w:t>
-      </w:r>
-    </w:p>
-    <w:p>
-      <w:pPr>
-        <w:pStyle w:val="BodyText"/>
-      </w:pPr>
-      <w:r>
-        <w:t xml:space="preserve">SOHEE: Хорошо. На корейском. Вы переведёте лучше меня.</w:t>
-      </w:r>
-    </w:p>
-    <w:p>
-      <w:pPr>
-        <w:pStyle w:val="BodyText"/>
-      </w:pPr>
-      <w:r>
-        <w:t xml:space="preserve">HAN: Раздел третий — отзыв партии. Если нужно отозвать…</w:t>
-      </w:r>
-    </w:p>
-    <w:p>
-      <w:pPr>
-        <w:pStyle w:val="BodyText"/>
-      </w:pPr>
-      <w:r>
-        <w:t xml:space="preserve">IRINA: Подождите. Мне нужно пять минут. Я пересчитываю страховку. Цифры поменялись.</w:t>
-      </w:r>
-    </w:p>
-    <w:p>
-      <w:pPr>
-        <w:pStyle w:val="BodyText"/>
-      </w:pPr>
-      <w:r>
-        <w:t xml:space="preserve">HAN: Пять минут. Госпожа Чон, кофе?</w:t>
-      </w:r>
-    </w:p>
-    <w:p>
-      <w:pPr>
-        <w:pStyle w:val="BodyText"/>
-      </w:pPr>
-      <w:r>
-        <w:t xml:space="preserve">SOHEE: Нет. Чай. Русский. С лимоном. Доюн сказал — так правильно.</w:t>
+        <w:t xml:space="preserve">HAN: Раздел первый, предмет договора: «Изготовитель обязуется производить изделие по спецификации, согласованной сторонами, под товарным знаком заказчика». Есть вопросы?</w:t>
+      </w:r>
+    </w:p>
+    <w:p>
+      <w:pPr>
+        <w:pStyle w:val="BodyText"/>
+      </w:pPr>
+      <w:r>
+        <w:t xml:space="preserve">OLGA: Один вопрос: «по спецификации, согласованной сторонами». Чья это спецификация — ваша или наша?</w:t>
+      </w:r>
+    </w:p>
+    <w:p>
+      <w:pPr>
+        <w:pStyle w:val="BodyText"/>
+      </w:pPr>
+      <w:r>
+        <w:t xml:space="preserve">SOHEE: Наша. Гель тот же, формула та же, как у Седжина, поэтому спецификация наша. Изменения можно делать только письменно и только с согласия обеих сторон.</w:t>
+      </w:r>
+    </w:p>
+    <w:p>
+      <w:pPr>
+        <w:pStyle w:val="BodyText"/>
+      </w:pPr>
+      <w:r>
+        <w:t xml:space="preserve">OLGA: Согласна, это даже наше собственное условие. Доктор Корнилова сказала, что если формулу изменят ради цены, она уйдёт.</w:t>
+      </w:r>
+    </w:p>
+    <w:p>
+      <w:pPr>
+        <w:pStyle w:val="BodyText"/>
+      </w:pPr>
+      <w:r>
+        <w:t xml:space="preserve">SOHEE: Корнилова-сси так сказала? Она права, и я тоже уйду, если такое случится.</w:t>
+      </w:r>
+    </w:p>
+    <w:p>
+      <w:pPr>
+        <w:pStyle w:val="BodyText"/>
+      </w:pPr>
+      <w:r>
+        <w:t xml:space="preserve">HAN: Раздел второй, качество. Изготовитель отвечает за соответствие каждой партии спецификации и требованиям системы менеджмента качества. Заказчик, как держатель регистрационного удостоверения, отвечает за изделие в обращении на рынке, перед регулятором и перед пациентом. Это стандартная формулировка для контрактного производства, и она используется почти везде.</w:t>
+      </w:r>
+    </w:p>
+    <w:p>
+      <w:pPr>
+        <w:pStyle w:val="BodyText"/>
+      </w:pPr>
+      <w:r>
+        <w:t xml:space="preserve">IRINA: Давайте я переведу на человеческий язык. Если гель плохой, виноваты вы, а если пациентке плохо, отвечаем мы. Правильно я понимаю?</w:t>
+      </w:r>
+    </w:p>
+    <w:p>
+      <w:pPr>
+        <w:pStyle w:val="BodyText"/>
+      </w:pPr>
+      <w:r>
+        <w:t xml:space="preserve">HAN: Почти. Если пациентке плохо, первыми отвечаете вы, а потом мы выясняем почему. Если причина в производстве, то возможен регресс к изготовителю.</w:t>
+      </w:r>
+    </w:p>
+    <w:p>
+      <w:pPr>
+        <w:pStyle w:val="BodyText"/>
+      </w:pPr>
+      <w:r>
+        <w:t xml:space="preserve">OLGA: Регресс, то есть сначала мы платим пациентке, а потом взыскиваем с вас. Это стандартно, и я не спорю. Но мне нужно другое — срок. Сколько времени вы будете выяснять причину: неделю, месяц, год? От этого зависит, сколько пациентка будет ждать своих денег.</w:t>
+      </w:r>
+    </w:p>
+    <w:p>
+      <w:pPr>
+        <w:pStyle w:val="BodyText"/>
+      </w:pPr>
+      <w:r>
+        <w:t xml:space="preserve">SOHEE: Анализ занимает тридцать дней. У нас есть архивные образцы каждой партии, и мы храним их пять лет.</w:t>
+      </w:r>
+    </w:p>
+    <w:p>
+      <w:pPr>
+        <w:pStyle w:val="BodyText"/>
+      </w:pPr>
+      <w:r>
+        <w:t xml:space="preserve">OLGA: Тридцать дней — это хорошо. Но давайте запишем: если изготовитель не ответил за тридцать дней, причина считается производственной. Это презумпция.</w:t>
+      </w:r>
+    </w:p>
+    <w:p>
+      <w:pPr>
+        <w:pStyle w:val="BodyText"/>
+      </w:pPr>
+      <w:r>
+        <w:t xml:space="preserve">HAN: Презумпция против изготовителя? Это очень жёстко, госпожа Миронова, я должна это сказать.</w:t>
+      </w:r>
+    </w:p>
+    <w:p>
+      <w:pPr>
+        <w:pStyle w:val="BodyText"/>
+      </w:pPr>
+      <w:r>
+        <w:t xml:space="preserve">OLGA: Это дисциплина, госпожа Хан. Я не хочу ждать ответа полгода, пока пациентка ждёт денег, а клиника объяснений. Однажды я три месяца ждала результата повторного анализа, и он просто подтвердил первый. За эти три месяца не изменилось ничего, кроме числа пострадавших, поэтому больше я не жду.</w:t>
+      </w:r>
+    </w:p>
+    <w:p>
+      <w:pPr>
+        <w:pStyle w:val="BodyText"/>
+      </w:pPr>
+      <w:r>
+        <w:t xml:space="preserve">SOHEE: Миронова-сси права. Если мы не ответили за тридцать дней, значит, мы плохие. Я согласна. Хан Джису, пиши.</w:t>
+      </w:r>
+    </w:p>
+    <w:p>
+      <w:pPr>
+        <w:pStyle w:val="BodyText"/>
+      </w:pPr>
+      <w:r>
+        <w:t xml:space="preserve">HAN: Госпожа Чон, простите, а вы вообще на чьей стороне в этих переговорах?</w:t>
+      </w:r>
+    </w:p>
+    <w:p>
+      <w:pPr>
+        <w:pStyle w:val="BodyText"/>
+      </w:pPr>
+      <w:r>
+        <w:t xml:space="preserve">SOHEE: Я на стороне пациентки, как и Миронова. Это одна и та же сторона, поэтому спорить не о чем.</w:t>
+      </w:r>
+    </w:p>
+    <w:p>
+      <w:pPr>
+        <w:pStyle w:val="BodyText"/>
+      </w:pPr>
+      <w:r>
+        <w:t xml:space="preserve">OLGA: Госпожа Хан, запишите, пожалуйста, и это тоже. Мне очень нравится эта сторона.</w:t>
+      </w:r>
+    </w:p>
+    <w:p>
+      <w:pPr>
+        <w:pStyle w:val="BodyText"/>
+      </w:pPr>
+      <w:r>
+        <w:t xml:space="preserve">ALEKSEY: Можно вопрос про страховку? Кто у нас будет страховать ответственность — вы или мы?</w:t>
+      </w:r>
+    </w:p>
+    <w:p>
+      <w:pPr>
+        <w:pStyle w:val="BodyText"/>
+      </w:pPr>
+      <w:r>
+        <w:t xml:space="preserve">HAN: Каждый страхует своё: мы страхуем производство, а вы обращение на рынке. Но вот здесь, в пункте семь, есть взаимное признание полисов. Страховщики обеих сторон согласуют условия заранее, чтобы не было ситуации, когда каждый говорит: «Это не наш случай», и чтобы между нами не осталось дыры.</w:t>
+      </w:r>
+    </w:p>
+    <w:p>
+      <w:pPr>
+        <w:pStyle w:val="BodyText"/>
+      </w:pPr>
+      <w:r>
+        <w:t xml:space="preserve">IRINA: Дыра между полисами — это я видела на аудите. Два полиса, а между ними пустота, и в этой пустоте пациентка.</w:t>
+      </w:r>
+    </w:p>
+    <w:p>
+      <w:pPr>
+        <w:pStyle w:val="BodyText"/>
+      </w:pPr>
+      <w:r>
+        <w:t xml:space="preserve">HAN: Поэтому и нужен пункт семь. Мы уже спросили своих страховщиков, и они согласны всё согласовать.</w:t>
+      </w:r>
+    </w:p>
+    <w:p>
+      <w:pPr>
+        <w:pStyle w:val="BodyText"/>
+      </w:pPr>
+      <w:r>
+        <w:t xml:space="preserve">IRINA: Тогда покажите их письмо, пожалуйста. Мне нужен не пересказ, а само письмо.</w:t>
+      </w:r>
+    </w:p>
+    <w:p>
+      <w:pPr>
+        <w:pStyle w:val="BodyText"/>
+      </w:pPr>
+      <w:r>
+        <w:t xml:space="preserve">HAN: Вот оно, на английском языке, с подписью и печатью, как вы и просили.</w:t>
+      </w:r>
+    </w:p>
+    <w:p>
+      <w:pPr>
+        <w:pStyle w:val="BodyText"/>
+      </w:pPr>
+      <w:r>
+        <w:t xml:space="preserve">OLGA: Тогда пункт семь принят. Дальше: кто отвечает за упаковку? Коробка наша, голограмма наша, наклейка тоже наша.</w:t>
+      </w:r>
+    </w:p>
+    <w:p>
+      <w:pPr>
+        <w:pStyle w:val="BodyText"/>
+      </w:pPr>
+      <w:r>
+        <w:t xml:space="preserve">SOHEE: Упаковку печатаем мы в Вонджу, по вашему макету и под нашим контролем. Типография новая, не та, что раньше.</w:t>
+      </w:r>
+    </w:p>
+    <w:p>
+      <w:pPr>
+        <w:pStyle w:val="BodyText"/>
+      </w:pPr>
+      <w:r>
+        <w:t xml:space="preserve">KIRILL: Не та, которая продала макеты Седжина? Можно я тогда спрошу подробнее про эту новую типографию?</w:t>
+      </w:r>
+    </w:p>
+    <w:p>
+      <w:pPr>
+        <w:pStyle w:val="BodyText"/>
+      </w:pPr>
+      <w:r>
+        <w:t xml:space="preserve">SOHEE: Можно. Аудит типографии мы делаем каждый год, и я сама его провожу. Макеты лежат только у нас в сейфе. После Глеба мы делаем так.</w:t>
+      </w:r>
+    </w:p>
+    <w:p>
+      <w:pPr>
+        <w:pStyle w:val="BodyText"/>
+      </w:pPr>
+      <w:r>
+        <w:t xml:space="preserve">KIRILL: Тогда я хочу получать копию акта аудита каждый год, для нашего комплаенса.</w:t>
+      </w:r>
+    </w:p>
+    <w:p>
+      <w:pPr>
+        <w:pStyle w:val="BodyText"/>
+      </w:pPr>
+      <w:r>
+        <w:t xml:space="preserve">SOHEE: Будет вам копия на русском. Я сама переведу, плохо, но переведу.</w:t>
+      </w:r>
+    </w:p>
+    <w:p>
+      <w:pPr>
+        <w:pStyle w:val="BodyText"/>
+      </w:pPr>
+      <w:r>
+        <w:t xml:space="preserve">OLGA: Плохо не надо. Пришлите на корейском, а мы переведём сами, каждую запятую.</w:t>
+      </w:r>
+    </w:p>
+    <w:p>
+      <w:pPr>
+        <w:pStyle w:val="BodyText"/>
+      </w:pPr>
+      <w:r>
+        <w:t xml:space="preserve">SOHEE: Хорошо, пришлю на корейском. Вы всё равно переведёте лучше, чем я.</w:t>
+      </w:r>
+    </w:p>
+    <w:p>
+      <w:pPr>
+        <w:pStyle w:val="BodyText"/>
+      </w:pPr>
+      <w:r>
+        <w:t xml:space="preserve">HAN: Теперь раздел третий — отзыв партии. Если возникает необходимость отозвать…</w:t>
+      </w:r>
+    </w:p>
+    <w:p>
+      <w:pPr>
+        <w:pStyle w:val="BodyText"/>
+      </w:pPr>
+      <w:r>
+        <w:t xml:space="preserve">IRINA: Подождите, мне нужно пять минут. Я пересчитываю страховку, потому что цифры после пункта семь поменялись.</w:t>
+      </w:r>
+    </w:p>
+    <w:p>
+      <w:pPr>
+        <w:pStyle w:val="BodyText"/>
+      </w:pPr>
+      <w:r>
+        <w:t xml:space="preserve">HAN: Хорошо, пять минут перерыва. Госпожа Чон, вам принести кофе?</w:t>
+      </w:r>
+    </w:p>
+    <w:p>
+      <w:pPr>
+        <w:pStyle w:val="BodyText"/>
+      </w:pPr>
+      <w:r>
+        <w:t xml:space="preserve">SOHEE: Нет, лучше чай, русский, с лимоном. Доюн сказал, что в Москве так правильно.</w:t>
       </w:r>
     </w:p>
     <w:bookmarkEnd w:id="22"/>
@@ -1326,239 +1326,239 @@
         <w:pStyle w:val="FirstParagraph"/>
       </w:pPr>
       <w:r>
-        <w:t xml:space="preserve">HAN: Раздел третий. Отзыв. Если отзыв по причине производства — все расходы несёт изготовитель. Если по причине рынка — заказчик.</w:t>
-      </w:r>
-    </w:p>
-    <w:p>
-      <w:pPr>
-        <w:pStyle w:val="BodyText"/>
-      </w:pPr>
-      <w:r>
-        <w:t xml:space="preserve">IRINA: «По причине рынка» — это что?</w:t>
-      </w:r>
-    </w:p>
-    <w:p>
-      <w:pPr>
-        <w:pStyle w:val="BodyText"/>
-      </w:pPr>
-      <w:r>
-        <w:t xml:space="preserve">HAN: Неправильное хранение у дистрибьютора. Ошибка в маркировке, которую сделал заказчик. Подделка.</w:t>
-      </w:r>
-    </w:p>
-    <w:p>
-      <w:pPr>
-        <w:pStyle w:val="BodyText"/>
-      </w:pPr>
-      <w:r>
-        <w:t xml:space="preserve">OLGA: Подделка? Нет. Подделка — это не наша причина. Подделку делает третье лицо. Это отдельная строка.</w:t>
-      </w:r>
-    </w:p>
-    <w:p>
-      <w:pPr>
-        <w:pStyle w:val="BodyText"/>
-      </w:pPr>
-      <w:r>
-        <w:t xml:space="preserve">HAN: Хорошо. Подделка — расходы пополам. Мы оба потерпевшие.</w:t>
-      </w:r>
-    </w:p>
-    <w:p>
-      <w:pPr>
-        <w:pStyle w:val="BodyText"/>
-      </w:pPr>
-      <w:r>
-        <w:t xml:space="preserve">OLGA: Пополам — принято. И ещё одно. Решение об отзыве принимает держатель удостоверения. То есть мы. Не вы.</w:t>
-      </w:r>
-    </w:p>
-    <w:p>
-      <w:pPr>
-        <w:pStyle w:val="BodyText"/>
-      </w:pPr>
-      <w:r>
-        <w:t xml:space="preserve">SOHEE: Не мы? Но если я вижу проблему на заводе — я хочу отозвать сама. Сразу.</w:t>
-      </w:r>
-    </w:p>
-    <w:p>
-      <w:pPr>
-        <w:pStyle w:val="BodyText"/>
-      </w:pPr>
-      <w:r>
-        <w:t xml:space="preserve">OLGA: Вы — сообщаете нам. В тот же день. Мы — отзываем. В тот же день. По закону отвечает держатель. Если вы отзовёте без нас — регулятор спросит нас, а мы ничего не знаем.</w:t>
-      </w:r>
-    </w:p>
-    <w:p>
-      <w:pPr>
-        <w:pStyle w:val="BodyText"/>
-      </w:pPr>
-      <w:r>
-        <w:t xml:space="preserve">SOHEE: В тот же день. Записать — «в течение двадцати четырёх часов».</w:t>
-      </w:r>
-    </w:p>
-    <w:p>
-      <w:pPr>
-        <w:pStyle w:val="BodyText"/>
-      </w:pPr>
-      <w:r>
-        <w:t xml:space="preserve">OLGA: Двенадцати.</w:t>
-      </w:r>
-    </w:p>
-    <w:p>
-      <w:pPr>
-        <w:pStyle w:val="BodyText"/>
-      </w:pPr>
-      <w:r>
-        <w:t xml:space="preserve">SOHEE: Двенадцати. Хорошо. Я быстрая.</w:t>
-      </w:r>
-    </w:p>
-    <w:p>
-      <w:pPr>
-        <w:pStyle w:val="BodyText"/>
-      </w:pPr>
-      <w:r>
-        <w:t xml:space="preserve">HAN: Раздел четвёртый. Минимальная партия. Пять тысяч шприцев.</w:t>
-      </w:r>
-    </w:p>
-    <w:p>
-      <w:pPr>
-        <w:pStyle w:val="BodyText"/>
-      </w:pPr>
-      <w:r>
-        <w:t xml:space="preserve">IRINA: Пять тысяч? «Ладога» — новая марка. Её ещё никто не знает. Первый год мы продадим, может быть, восемь тысяч, если всё пойдёт хорошо. Пять тысяч одной партией — это больше половины года на складе. Деньги, замороженные в холодильнике. И срок годности, который идёт, пока они лежат.</w:t>
-      </w:r>
-    </w:p>
-    <w:p>
-      <w:pPr>
-        <w:pStyle w:val="BodyText"/>
-      </w:pPr>
-      <w:r>
-        <w:t xml:space="preserve">HAN: Меньше пяти тысяч — линия не окупается. Отдельная наклейка, отдельная упаковка, переналадка.</w:t>
-      </w:r>
-    </w:p>
-    <w:p>
-      <w:pPr>
-        <w:pStyle w:val="BodyText"/>
-      </w:pPr>
-      <w:r>
-        <w:t xml:space="preserve">IRINA: Тогда давайте две тысячи пятьсот. Первый год. Потом — пять. Когда марка пойдёт.</w:t>
-      </w:r>
-    </w:p>
-    <w:p>
-      <w:pPr>
-        <w:pStyle w:val="BodyText"/>
-      </w:pPr>
-      <w:r>
-        <w:t xml:space="preserve">HAN: Три тысячи. Первый год. Это последнее слово.</w:t>
-      </w:r>
-    </w:p>
-    <w:p>
-      <w:pPr>
-        <w:pStyle w:val="BodyText"/>
-      </w:pPr>
-      <w:r>
-        <w:t xml:space="preserve">IRINA: Три. Принято. Но с правом объединять заказ с «Седжином». Одна отгрузка — меньше логистики.</w:t>
-      </w:r>
-    </w:p>
-    <w:p>
-      <w:pPr>
-        <w:pStyle w:val="BodyText"/>
-      </w:pPr>
-      <w:r>
-        <w:t xml:space="preserve">HAN: Это… разумно. Да.</w:t>
-      </w:r>
-    </w:p>
-    <w:p>
-      <w:pPr>
-        <w:pStyle w:val="BodyText"/>
-      </w:pPr>
-      <w:r>
-        <w:t xml:space="preserve">DOYUN: Хан Джису согласилась быстро. Это значит — она хотела предложить то же самое.</w:t>
-      </w:r>
-    </w:p>
-    <w:p>
-      <w:pPr>
-        <w:pStyle w:val="BodyText"/>
-      </w:pPr>
-      <w:r>
-        <w:t xml:space="preserve">HAN: Доюн, это не перевод. Это комментарий.</w:t>
-      </w:r>
-    </w:p>
-    <w:p>
-      <w:pPr>
-        <w:pStyle w:val="BodyText"/>
-      </w:pPr>
-      <w:r>
-        <w:t xml:space="preserve">DOYUN: Извините. Перевожу точно: «Разумно. Да».</w:t>
-      </w:r>
-    </w:p>
-    <w:p>
-      <w:pPr>
-        <w:pStyle w:val="BodyText"/>
-      </w:pPr>
-      <w:r>
-        <w:t xml:space="preserve">IRINA: Раздел пятый. Цена. Я начну, если можно. «Ладога» — тот же гель, что «Седжин». Тот же завод, та же линия. Но расходы на регистрацию, на марку, на запуск, на продвижение несём мы. Все. Седжин их не несёт. Поэтому цена производства для нас должна быть ниже, а не выше.</w:t>
-      </w:r>
-    </w:p>
-    <w:p>
-      <w:pPr>
-        <w:pStyle w:val="BodyText"/>
-      </w:pPr>
-      <w:r>
-        <w:t xml:space="preserve">HAN: Ниже? Наоборот. Отдельная линия упаковки. Отдельный контроль. Отдельный архив образцов. Цена — плюс пять процентов.</w:t>
-      </w:r>
-    </w:p>
-    <w:p>
-      <w:pPr>
-        <w:pStyle w:val="BodyText"/>
-      </w:pPr>
-      <w:r>
-        <w:t xml:space="preserve">IRINA: Плюс пять? Тогда мы продаём «Ладогу» дороже «Седжина». Врачи спросят: за что?</w:t>
-      </w:r>
-    </w:p>
-    <w:p>
-      <w:pPr>
-        <w:pStyle w:val="BodyText"/>
-      </w:pPr>
-      <w:r>
-        <w:t xml:space="preserve">OLGA: Подождите. Варвара сказала — «выше». Может, дороже — это правильно?</w:t>
-      </w:r>
-    </w:p>
-    <w:p>
-      <w:pPr>
-        <w:pStyle w:val="BodyText"/>
-      </w:pPr>
-      <w:r>
-        <w:t xml:space="preserve">IRINA: Дороже — не потому что производство дороже. Дороже — потому что «после укола». Это разные деньги. Первые — Седжину. Вторые — пациенткам.</w:t>
-      </w:r>
-    </w:p>
-    <w:p>
-      <w:pPr>
-        <w:pStyle w:val="BodyText"/>
-      </w:pPr>
-      <w:r>
-        <w:t xml:space="preserve">HAN: Тогда компромисс. Та же цена, что «Седжин». Без плюс пяти. Но с третьего года — пересмотр.</w:t>
-      </w:r>
-    </w:p>
-    <w:p>
-      <w:pPr>
-        <w:pStyle w:val="BodyText"/>
-      </w:pPr>
-      <w:r>
-        <w:t xml:space="preserve">IRINA: С третьего. По формуле, которую я напишу. Не по желанию.</w:t>
-      </w:r>
-    </w:p>
-    <w:p>
-      <w:pPr>
-        <w:pStyle w:val="BodyText"/>
-      </w:pPr>
-      <w:r>
-        <w:t xml:space="preserve">HAN: По формуле, которую мы напишем вместе.</w:t>
-      </w:r>
-    </w:p>
-    <w:p>
-      <w:pPr>
-        <w:pStyle w:val="BodyText"/>
-      </w:pPr>
-      <w:r>
-        <w:t xml:space="preserve">IRINA: Вместе. Принято. «Почти» — как говорил ваш президент.</w:t>
+        <w:t xml:space="preserve">HAN: Раздел третий, отзыв. Если отзыв происходит по причине производства, все расходы несёт изготовитель, а если по причине рынка — заказчик.</w:t>
+      </w:r>
+    </w:p>
+    <w:p>
+      <w:pPr>
+        <w:pStyle w:val="BodyText"/>
+      </w:pPr>
+      <w:r>
+        <w:t xml:space="preserve">IRINA: А что именно значит «по причине рынка»? Мне нужно понимать, какие случаи сюда попадают.</w:t>
+      </w:r>
+    </w:p>
+    <w:p>
+      <w:pPr>
+        <w:pStyle w:val="BodyText"/>
+      </w:pPr>
+      <w:r>
+        <w:t xml:space="preserve">HAN: Например, неправильное хранение у дистрибьютора, ошибка в маркировке, которую сделал заказчик, или подделка.</w:t>
+      </w:r>
+    </w:p>
+    <w:p>
+      <w:pPr>
+        <w:pStyle w:val="BodyText"/>
+      </w:pPr>
+      <w:r>
+        <w:t xml:space="preserve">OLGA: Подделка? Нет, подделка — это не наша причина, потому что подделку делает третье лицо. Это должна быть отдельная строка.</w:t>
+      </w:r>
+    </w:p>
+    <w:p>
+      <w:pPr>
+        <w:pStyle w:val="BodyText"/>
+      </w:pPr>
+      <w:r>
+        <w:t xml:space="preserve">HAN: Хорошо. Тогда за подделку расходы пополам. Мы оба потерпевшие, так будет справедливо.</w:t>
+      </w:r>
+    </w:p>
+    <w:p>
+      <w:pPr>
+        <w:pStyle w:val="BodyText"/>
+      </w:pPr>
+      <w:r>
+        <w:t xml:space="preserve">OLGA: Пополам — принято. И ещё одно: решение об отзыве принимает держатель удостоверения, то есть мы, а не вы.</w:t>
+      </w:r>
+    </w:p>
+    <w:p>
+      <w:pPr>
+        <w:pStyle w:val="BodyText"/>
+      </w:pPr>
+      <w:r>
+        <w:t xml:space="preserve">SOHEE: Не мы? Но если я вижу проблему на заводе, я хочу отозвать партию сама, сразу же.</w:t>
+      </w:r>
+    </w:p>
+    <w:p>
+      <w:pPr>
+        <w:pStyle w:val="BodyText"/>
+      </w:pPr>
+      <w:r>
+        <w:t xml:space="preserve">OLGA: Вы сообщаете нам в тот же день, и мы отзываем в тот же день. По закону отвечает держатель, и если вы отзовёте партию без нас, регулятор спросит именно нас, а мы ничего не знаем и не можем ему ничего объяснить.</w:t>
+      </w:r>
+    </w:p>
+    <w:p>
+      <w:pPr>
+        <w:pStyle w:val="BodyText"/>
+      </w:pPr>
+      <w:r>
+        <w:t xml:space="preserve">SOHEE: В тот же день, хорошо. Тогда давайте запишем так: «в течение двадцати четырёх часов».</w:t>
+      </w:r>
+    </w:p>
+    <w:p>
+      <w:pPr>
+        <w:pStyle w:val="BodyText"/>
+      </w:pPr>
+      <w:r>
+        <w:t xml:space="preserve">OLGA: Нет, давайте лучше двенадцати часов, потому что для пациентки каждый час важен.</w:t>
+      </w:r>
+    </w:p>
+    <w:p>
+      <w:pPr>
+        <w:pStyle w:val="BodyText"/>
+      </w:pPr>
+      <w:r>
+        <w:t xml:space="preserve">SOHEE: Двенадцати, хорошо, я согласна. Я работаю быстро, вы увидите.</w:t>
+      </w:r>
+    </w:p>
+    <w:p>
+      <w:pPr>
+        <w:pStyle w:val="BodyText"/>
+      </w:pPr>
+      <w:r>
+        <w:t xml:space="preserve">HAN: Раздел четвёртый — минимальная партия. Мы предлагаем пять тысяч шприцев.</w:t>
+      </w:r>
+    </w:p>
+    <w:p>
+      <w:pPr>
+        <w:pStyle w:val="BodyText"/>
+      </w:pPr>
+      <w:r>
+        <w:t xml:space="preserve">IRINA: Пять тысяч? «Ладога» — новая марка, и её пока никто не знает. В первый год мы продадим, может быть, восемь тысяч, если всё пойдёт хорошо. Пять тысяч одной партией — это больше половины года на складе, то есть деньги, замороженные в холодильнике, и срок годности, который идёт, пока они лежат.</w:t>
+      </w:r>
+    </w:p>
+    <w:p>
+      <w:pPr>
+        <w:pStyle w:val="BodyText"/>
+      </w:pPr>
+      <w:r>
+        <w:t xml:space="preserve">HAN: Если партия меньше пяти тысяч, линия не окупается: нужна отдельная наклейка, отдельная упаковка и переналадка.</w:t>
+      </w:r>
+    </w:p>
+    <w:p>
+      <w:pPr>
+        <w:pStyle w:val="BodyText"/>
+      </w:pPr>
+      <w:r>
+        <w:t xml:space="preserve">IRINA: Тогда давайте в первый год две тысячи пятьсот, а потом пять тысяч, когда марка пойдёт.</w:t>
+      </w:r>
+    </w:p>
+    <w:p>
+      <w:pPr>
+        <w:pStyle w:val="BodyText"/>
+      </w:pPr>
+      <w:r>
+        <w:t xml:space="preserve">HAN: Три тысячи в первый год, и это наше последнее слово, госпожа Ирина.</w:t>
+      </w:r>
+    </w:p>
+    <w:p>
+      <w:pPr>
+        <w:pStyle w:val="BodyText"/>
+      </w:pPr>
+      <w:r>
+        <w:t xml:space="preserve">IRINA: Три тысячи — принято. Но с правом объединять заказ с «Седжином», потому что одна отгрузка означает меньше логистики.</w:t>
+      </w:r>
+    </w:p>
+    <w:p>
+      <w:pPr>
+        <w:pStyle w:val="BodyText"/>
+      </w:pPr>
+      <w:r>
+        <w:t xml:space="preserve">HAN: Это… разумно, я должна признать. Да, мы согласны.</w:t>
+      </w:r>
+    </w:p>
+    <w:p>
+      <w:pPr>
+        <w:pStyle w:val="BodyText"/>
+      </w:pPr>
+      <w:r>
+        <w:t xml:space="preserve">DOYUN: Хан Джису согласилась очень быстро. Это значит, что она сама хотела предложить то же самое.</w:t>
+      </w:r>
+    </w:p>
+    <w:p>
+      <w:pPr>
+        <w:pStyle w:val="BodyText"/>
+      </w:pPr>
+      <w:r>
+        <w:t xml:space="preserve">HAN: Доюн, это уже не перевод, а комментарий. Пожалуйста, переводи только то, что я говорю.</w:t>
+      </w:r>
+    </w:p>
+    <w:p>
+      <w:pPr>
+        <w:pStyle w:val="BodyText"/>
+      </w:pPr>
+      <w:r>
+        <w:t xml:space="preserve">DOYUN: Извините. Перевожу точно, слово в слово: «Разумно. Да».</w:t>
+      </w:r>
+    </w:p>
+    <w:p>
+      <w:pPr>
+        <w:pStyle w:val="BodyText"/>
+      </w:pPr>
+      <w:r>
+        <w:t xml:space="preserve">IRINA: Раздел пятый, цена, и я начну, если можно. «Ладога» — тот же гель, что и «Седжин»: тот же завод, та же линия. Но расходы на регистрацию, на марку, на запуск и на продвижение несём мы, все целиком, а Седжин их не несёт. Поэтому цена производства для нас должна быть ниже, а не выше.</w:t>
+      </w:r>
+    </w:p>
+    <w:p>
+      <w:pPr>
+        <w:pStyle w:val="BodyText"/>
+      </w:pPr>
+      <w:r>
+        <w:t xml:space="preserve">HAN: Ниже? Скорее наоборот: отдельная линия упаковки, отдельный контроль, отдельный архив образцов. Поэтому цена плюс пять процентов.</w:t>
+      </w:r>
+    </w:p>
+    <w:p>
+      <w:pPr>
+        <w:pStyle w:val="BodyText"/>
+      </w:pPr>
+      <w:r>
+        <w:t xml:space="preserve">IRINA: Плюс пять? Тогда нам придётся продавать «Ладогу» дороже «Седжина», и врачи спросят: за что?</w:t>
+      </w:r>
+    </w:p>
+    <w:p>
+      <w:pPr>
+        <w:pStyle w:val="BodyText"/>
+      </w:pPr>
+      <w:r>
+        <w:t xml:space="preserve">OLGA: Подождите, Варвара ведь сказала «выше». Может быть, дороже — это как раз правильно для нас?</w:t>
+      </w:r>
+    </w:p>
+    <w:p>
+      <w:pPr>
+        <w:pStyle w:val="BodyText"/>
+      </w:pPr>
+      <w:r>
+        <w:t xml:space="preserve">IRINA: Дороже, но не потому, что производство дороже, а потому, что «после укола». Это разные деньги: первые идут Седжину, а вторые работают на пациенток.</w:t>
+      </w:r>
+    </w:p>
+    <w:p>
+      <w:pPr>
+        <w:pStyle w:val="BodyText"/>
+      </w:pPr>
+      <w:r>
+        <w:t xml:space="preserve">HAN: Тогда компромисс: та же цена, что у «Седжина», без плюс пяти процентов, но с третьего года — пересмотр.</w:t>
+      </w:r>
+    </w:p>
+    <w:p>
+      <w:pPr>
+        <w:pStyle w:val="BodyText"/>
+      </w:pPr>
+      <w:r>
+        <w:t xml:space="preserve">IRINA: С третьего года, но по формуле, которую я напишу, а не по чьему-то желанию.</w:t>
+      </w:r>
+    </w:p>
+    <w:p>
+      <w:pPr>
+        <w:pStyle w:val="BodyText"/>
+      </w:pPr>
+      <w:r>
+        <w:t xml:space="preserve">HAN: По формуле, которую мы напишем вместе, чтобы она была честной для обеих сторон.</w:t>
+      </w:r>
+    </w:p>
+    <w:p>
+      <w:pPr>
+        <w:pStyle w:val="BodyText"/>
+      </w:pPr>
+      <w:r>
+        <w:t xml:space="preserve">IRINA: Вместе — принято. «Почти», как говорил ваш президент, но на этот раз почти всё.</w:t>
       </w:r>
     </w:p>
     <w:bookmarkEnd w:id="23"/>
@@ -1576,199 +1576,199 @@
         <w:pStyle w:val="FirstParagraph"/>
       </w:pPr>
       <w:r>
-        <w:t xml:space="preserve">HAN: Раздел шестой. Срок и расторжение. Право уйти через пять лет — записано.</w:t>
-      </w:r>
-    </w:p>
-    <w:p>
-      <w:pPr>
-        <w:pStyle w:val="BodyText"/>
-      </w:pPr>
-      <w:r>
-        <w:t xml:space="preserve">OLGA: Записано. Но есть проблема. Уйти — куда? Марка — наша. Удостоверение — наше. А формула и технология — ваши. Через пять лет мы уйдём с правом, с маркой, с удостоверением — и с пустой коробкой. Ни один другой завод не сделает «Ладогу» без формулы. Это право на бумаге, а не в жизни.</w:t>
-      </w:r>
-    </w:p>
-    <w:p>
-      <w:pPr>
-        <w:pStyle w:val="BodyText"/>
-      </w:pPr>
-      <w:r>
-        <w:t xml:space="preserve">HAN: Формула не покидает Вонджу. Никогда. Это не обсуждается. Президент сказал отдельно.</w:t>
-      </w:r>
-    </w:p>
-    <w:p>
-      <w:pPr>
-        <w:pStyle w:val="BodyText"/>
-      </w:pPr>
-      <w:r>
-        <w:t xml:space="preserve">OLGA: Я не прошу формулу, госпожа Хан. Алексей сказал вашему президенту: мы просим право, а не формулу. Президент согласился. Но право без формулы — это право на пустую коробку. Я юрист. Я не подписываю права, которые нельзя исполнить. Это хуже, чем отсутствие права.</w:t>
-      </w:r>
-    </w:p>
-    <w:p>
-      <w:pPr>
-        <w:pStyle w:val="BodyText"/>
-      </w:pPr>
-      <w:r>
-        <w:t xml:space="preserve">HAN: Тогда это тупик. Мы не можем дать формулу. Вы не можете уйти без неё.</w:t>
-      </w:r>
-    </w:p>
-    <w:p>
-      <w:pPr>
-        <w:pStyle w:val="BodyText"/>
-      </w:pPr>
-      <w:r>
-        <w:t xml:space="preserve">IRINA: Тупик. Сорок одна страница согласована. Одна — нет.</w:t>
-      </w:r>
-    </w:p>
-    <w:p>
-      <w:pPr>
-        <w:pStyle w:val="BodyText"/>
-      </w:pPr>
-      <w:r>
-        <w:t xml:space="preserve">HAN: Президент сказал: формула — его жизнь. Тридцать лет. Как ваша картонка.</w:t>
-      </w:r>
-    </w:p>
-    <w:p>
-      <w:pPr>
-        <w:pStyle w:val="BodyText"/>
-      </w:pPr>
-      <w:r>
-        <w:t xml:space="preserve">ALEKSEY: Понимаю. Картонку я бы тоже никому не отдал. Перерыв? Десять минут?</w:t>
-      </w:r>
-    </w:p>
-    <w:p>
-      <w:pPr>
-        <w:pStyle w:val="BodyText"/>
-      </w:pPr>
-      <w:r>
-        <w:t xml:space="preserve">SOHEE: Нет. Не надо перерыв. Можно я? У меня идея. Простая. Корейская.</w:t>
-      </w:r>
-    </w:p>
-    <w:p>
-      <w:pPr>
-        <w:pStyle w:val="BodyText"/>
-      </w:pPr>
-      <w:r>
-        <w:t xml:space="preserve">HAN: Госпожа Чон, это юридический вопрос.</w:t>
-      </w:r>
-    </w:p>
-    <w:p>
-      <w:pPr>
-        <w:pStyle w:val="BodyText"/>
-      </w:pPr>
-      <w:r>
-        <w:t xml:space="preserve">SOHEE: Юридический. Но идея — инженерная. Формула — в сейфе. Пусть будет в другом сейфе. У нотариуса.</w:t>
-      </w:r>
-    </w:p>
-    <w:p>
-      <w:pPr>
-        <w:pStyle w:val="BodyText"/>
-      </w:pPr>
-      <w:r>
-        <w:t xml:space="preserve">OLGA: Депонирование. Эскроу. Вы предлагаете депонировать техническую документацию?</w:t>
-      </w:r>
-    </w:p>
-    <w:p>
-      <w:pPr>
-        <w:pStyle w:val="BodyText"/>
-      </w:pPr>
-      <w:r>
-        <w:t xml:space="preserve">SOHEE: Да. Депонировать. Мы не отдаём. Вы не берёте. Нотариус держит. Открывает — только если условие.</w:t>
-      </w:r>
-    </w:p>
-    <w:p>
-      <w:pPr>
-        <w:pStyle w:val="BodyText"/>
-      </w:pPr>
-      <w:r>
-        <w:t xml:space="preserve">HAN: Какое условие?</w:t>
-      </w:r>
-    </w:p>
-    <w:p>
-      <w:pPr>
-        <w:pStyle w:val="BodyText"/>
-      </w:pPr>
-      <w:r>
-        <w:t xml:space="preserve">SOHEE: Три. Банкротство. Нет поставок шесть месяцев. Суд сказал: качество плохое.</w:t>
-      </w:r>
-    </w:p>
-    <w:p>
-      <w:pPr>
-        <w:pStyle w:val="BodyText"/>
-      </w:pPr>
-      <w:r>
-        <w:t xml:space="preserve">IRINA: Банкротство, остановка поставок, решение суда. Это риски, которые можно посчитать.</w:t>
-      </w:r>
-    </w:p>
-    <w:p>
-      <w:pPr>
-        <w:pStyle w:val="BodyText"/>
-      </w:pPr>
-      <w:r>
-        <w:t xml:space="preserve">OLGA: А через пять лет? Если мы просто захотим уйти? Без вашей вины?</w:t>
-      </w:r>
-    </w:p>
-    <w:p>
-      <w:pPr>
-        <w:pStyle w:val="BodyText"/>
-      </w:pPr>
-      <w:r>
-        <w:t xml:space="preserve">SOHEE: Тогда — без формулы. Мы хорошие — формула наша. Уходите с маркой. Это честно.</w:t>
-      </w:r>
-    </w:p>
-    <w:p>
-      <w:pPr>
-        <w:pStyle w:val="BodyText"/>
-      </w:pPr>
-      <w:r>
-        <w:t xml:space="preserve">OLGA: Это… честно. Если вы хорошие — формула ваша. Если плохие — формула наша. Мне нравится. Это презумпция наоборот.</w:t>
-      </w:r>
-    </w:p>
-    <w:p>
-      <w:pPr>
-        <w:pStyle w:val="BodyText"/>
-      </w:pPr>
-      <w:r>
-        <w:t xml:space="preserve">KIRILL: А кто проверит, что в конверте — настоящая формула?</w:t>
-      </w:r>
-    </w:p>
-    <w:p>
-      <w:pPr>
-        <w:pStyle w:val="BodyText"/>
-      </w:pPr>
-      <w:r>
-        <w:t xml:space="preserve">SOHEE: Вы. Приезжаете. Смотрите, как запечатываем. Видео. Подписи. Вместе.</w:t>
-      </w:r>
-    </w:p>
-    <w:p>
-      <w:pPr>
-        <w:pStyle w:val="BodyText"/>
-      </w:pPr>
-      <w:r>
-        <w:t xml:space="preserve">HAN: Президенту надо позвонить. Это его решение. Не моё.</w:t>
-      </w:r>
-    </w:p>
-    <w:p>
-      <w:pPr>
-        <w:pStyle w:val="BodyText"/>
-      </w:pPr>
-      <w:r>
-        <w:t xml:space="preserve">DOYUN: Я позвоню. В Сеуле час ночи. Он не спит. Он ждёт.</w:t>
-      </w:r>
-    </w:p>
-    <w:p>
-      <w:pPr>
-        <w:pStyle w:val="BodyText"/>
-      </w:pPr>
-      <w:r>
-        <w:t xml:space="preserve">HAN: Он всегда знает заранее. Это иногда раздражает.</w:t>
-      </w:r>
-    </w:p>
-    <w:p>
-      <w:pPr>
-        <w:pStyle w:val="BodyText"/>
-      </w:pPr>
-      <w:r>
-        <w:t xml:space="preserve">DOYUN: Президент говорит: «Сохи придумала? Тогда да. Сохи никогда не придумывает плохо». И ещё — он смеётся. Говорит: «Двадцать лет она молчала на всех совещаниях. Двадцать лет я ждал, когда она заговорит. Нужно было просто отправить её в Москву. Под снег». Это точный перевод. Я не добавляю.</w:t>
+        <w:t xml:space="preserve">HAN: Раздел шестой, срок и расторжение. Право уйти через пять лет у нас записано.</w:t>
+      </w:r>
+    </w:p>
+    <w:p>
+      <w:pPr>
+        <w:pStyle w:val="BodyText"/>
+      </w:pPr>
+      <w:r>
+        <w:t xml:space="preserve">OLGA: Записано, но есть проблема: уйти куда? Марка наша, удостоверение наше, а формула и технология ваши. Через пять лет мы уйдём с правом, с маркой, с удостоверением — и с пустой коробкой, потому что ни один другой завод не сделает «Ладогу» без формулы. Это право на бумаге, а не в жизни.</w:t>
+      </w:r>
+    </w:p>
+    <w:p>
+      <w:pPr>
+        <w:pStyle w:val="BodyText"/>
+      </w:pPr>
+      <w:r>
+        <w:t xml:space="preserve">HAN: Формула не покидает Вонджу никогда, и это не обсуждается. Президент сказал об этом отдельно.</w:t>
+      </w:r>
+    </w:p>
+    <w:p>
+      <w:pPr>
+        <w:pStyle w:val="BodyText"/>
+      </w:pPr>
+      <w:r>
+        <w:t xml:space="preserve">OLGA: Я не прошу формулу, госпожа Хан. Алексей сказал вашему президенту: мы просим право, а не формулу, и президент согласился. Но право без формулы — это право на пустую коробку. Я юрист, и я не подписываю права, которые нельзя исполнить, потому что это хуже, чем отсутствие права.</w:t>
+      </w:r>
+    </w:p>
+    <w:p>
+      <w:pPr>
+        <w:pStyle w:val="BodyText"/>
+      </w:pPr>
+      <w:r>
+        <w:t xml:space="preserve">HAN: Тогда это тупик. Мы не можем дать формулу, а вы не можете уйти без неё.</w:t>
+      </w:r>
+    </w:p>
+    <w:p>
+      <w:pPr>
+        <w:pStyle w:val="BodyText"/>
+      </w:pPr>
+      <w:r>
+        <w:t xml:space="preserve">IRINA: Получается тупик: сорок одна страница согласована, а одна страница — нет.</w:t>
+      </w:r>
+    </w:p>
+    <w:p>
+      <w:pPr>
+        <w:pStyle w:val="BodyText"/>
+      </w:pPr>
+      <w:r>
+        <w:t xml:space="preserve">HAN: Президент сказал, что формула — это его жизнь, тридцать лет работы. Как ваша картонка.</w:t>
+      </w:r>
+    </w:p>
+    <w:p>
+      <w:pPr>
+        <w:pStyle w:val="BodyText"/>
+      </w:pPr>
+      <w:r>
+        <w:t xml:space="preserve">ALEKSEY: Понимаю, картонку я бы тоже никому не отдал. Может, сделаем перерыв минут на десять?</w:t>
+      </w:r>
+    </w:p>
+    <w:p>
+      <w:pPr>
+        <w:pStyle w:val="BodyText"/>
+      </w:pPr>
+      <w:r>
+        <w:t xml:space="preserve">SOHEE: Нет, не надо перерыв. Можно я скажу? У меня есть идея, простая, корейская.</w:t>
+      </w:r>
+    </w:p>
+    <w:p>
+      <w:pPr>
+        <w:pStyle w:val="BodyText"/>
+      </w:pPr>
+      <w:r>
+        <w:t xml:space="preserve">HAN: Госпожа Чон, это юридический вопрос, а не технический, вы же понимаете.</w:t>
+      </w:r>
+    </w:p>
+    <w:p>
+      <w:pPr>
+        <w:pStyle w:val="BodyText"/>
+      </w:pPr>
+      <w:r>
+        <w:t xml:space="preserve">SOHEE: Вопрос юридический, но идея инженерная. Формула лежит в сейфе, так пусть она лежит в другом сейфе — у нотариуса.</w:t>
+      </w:r>
+    </w:p>
+    <w:p>
+      <w:pPr>
+        <w:pStyle w:val="BodyText"/>
+      </w:pPr>
+      <w:r>
+        <w:t xml:space="preserve">OLGA: Депонирование, эскроу? Вы предлагаете депонировать техническую документацию у третьего лица?</w:t>
+      </w:r>
+    </w:p>
+    <w:p>
+      <w:pPr>
+        <w:pStyle w:val="BodyText"/>
+      </w:pPr>
+      <w:r>
+        <w:t xml:space="preserve">SOHEE: Да, депонировать. Мы не отдаём, вы не берёте, а нотариус держит. Он открывает только если есть условие.</w:t>
+      </w:r>
+    </w:p>
+    <w:p>
+      <w:pPr>
+        <w:pStyle w:val="BodyText"/>
+      </w:pPr>
+      <w:r>
+        <w:t xml:space="preserve">HAN: А какое условие? Нужно, чтобы оно было записано очень точно.</w:t>
+      </w:r>
+    </w:p>
+    <w:p>
+      <w:pPr>
+        <w:pStyle w:val="BodyText"/>
+      </w:pPr>
+      <w:r>
+        <w:t xml:space="preserve">SOHEE: Условий три: банкротство, нет поставок шесть месяцев, и суд сказал, что качество плохое.</w:t>
+      </w:r>
+    </w:p>
+    <w:p>
+      <w:pPr>
+        <w:pStyle w:val="BodyText"/>
+      </w:pPr>
+      <w:r>
+        <w:t xml:space="preserve">IRINA: Банкротство, остановка поставок и решение суда — это риски, которые я могу посчитать.</w:t>
+      </w:r>
+    </w:p>
+    <w:p>
+      <w:pPr>
+        <w:pStyle w:val="BodyText"/>
+      </w:pPr>
+      <w:r>
+        <w:t xml:space="preserve">OLGA: А что будет через пять лет, если мы просто захотим уйти, без всякой вашей вины?</w:t>
+      </w:r>
+    </w:p>
+    <w:p>
+      <w:pPr>
+        <w:pStyle w:val="BodyText"/>
+      </w:pPr>
+      <w:r>
+        <w:t xml:space="preserve">SOHEE: Тогда вы уходите без формулы. Если мы хорошие, формула остаётся наша, а вы уходите с маркой. Это честно.</w:t>
+      </w:r>
+    </w:p>
+    <w:p>
+      <w:pPr>
+        <w:pStyle w:val="BodyText"/>
+      </w:pPr>
+      <w:r>
+        <w:t xml:space="preserve">OLGA: Это… честно. Если вы хорошие, формула ваша, а если плохие, формула наша. Мне нравится, ведь это презумпция наоборот.</w:t>
+      </w:r>
+    </w:p>
+    <w:p>
+      <w:pPr>
+        <w:pStyle w:val="BodyText"/>
+      </w:pPr>
+      <w:r>
+        <w:t xml:space="preserve">KIRILL: А кто проверит, что в конверте лежит настоящая формула, а не что-нибудь другое?</w:t>
+      </w:r>
+    </w:p>
+    <w:p>
+      <w:pPr>
+        <w:pStyle w:val="BodyText"/>
+      </w:pPr>
+      <w:r>
+        <w:t xml:space="preserve">SOHEE: Вы проверите. Вы приезжаете и смотрите, как мы запечатываем. Будет видео, будут подписи, всё вместе.</w:t>
+      </w:r>
+    </w:p>
+    <w:p>
+      <w:pPr>
+        <w:pStyle w:val="BodyText"/>
+      </w:pPr>
+      <w:r>
+        <w:t xml:space="preserve">HAN: Надо позвонить президенту, потому что это его решение, а не моё.</w:t>
+      </w:r>
+    </w:p>
+    <w:p>
+      <w:pPr>
+        <w:pStyle w:val="BodyText"/>
+      </w:pPr>
+      <w:r>
+        <w:t xml:space="preserve">DOYUN: Я позвоню. В Сеуле сейчас час ночи, но он не спит, он ждёт нашего звонка.</w:t>
+      </w:r>
+    </w:p>
+    <w:p>
+      <w:pPr>
+        <w:pStyle w:val="BodyText"/>
+      </w:pPr>
+      <w:r>
+        <w:t xml:space="preserve">HAN: Он всегда всё знает заранее, и это, честно говоря, иногда раздражает.</w:t>
+      </w:r>
+    </w:p>
+    <w:p>
+      <w:pPr>
+        <w:pStyle w:val="BodyText"/>
+      </w:pPr>
+      <w:r>
+        <w:t xml:space="preserve">DOYUN: Президент говорит: «Сохи придумала? Тогда да. Сохи никогда не придумывает плохо». И ещё он смеётся и говорит: «Двадцать лет она молчала на всех совещаниях, и двадцать лет я ждал, когда она заговорит. Нужно было просто отправить её в Москву, под снег». Это точный перевод, я ничего не добавляю.</w:t>
       </w:r>
     </w:p>
     <w:bookmarkEnd w:id="24"/>
@@ -1786,119 +1786,119 @@
         <w:pStyle w:val="FirstParagraph"/>
       </w:pPr>
       <w:r>
-        <w:t xml:space="preserve">OLGA: Госпожа Чон, договор кончился. Сорок две страницы. Теперь можно говорить не про договор.</w:t>
-      </w:r>
-    </w:p>
-    <w:p>
-      <w:pPr>
-        <w:pStyle w:val="BodyText"/>
-      </w:pPr>
-      <w:r>
-        <w:t xml:space="preserve">SOHEE: Двадцать лет я пишу документы. Никто не читает. Директор подписывает, не читая.</w:t>
-      </w:r>
-    </w:p>
-    <w:p>
-      <w:pPr>
-        <w:pStyle w:val="BodyText"/>
-      </w:pPr>
-      <w:r>
-        <w:t xml:space="preserve">OLGA: А я читаю все страницы. Три раза.</w:t>
-      </w:r>
-    </w:p>
-    <w:p>
-      <w:pPr>
-        <w:pStyle w:val="BodyText"/>
-      </w:pPr>
-      <w:r>
-        <w:t xml:space="preserve">SOHEE: Да. Шесть лет назад вы прислали сорок вопросов. Я плакала. Думала — злая.</w:t>
-      </w:r>
-    </w:p>
-    <w:p>
-      <w:pPr>
-        <w:pStyle w:val="BodyText"/>
-      </w:pPr>
-      <w:r>
-        <w:t xml:space="preserve">OLGA: А потом?</w:t>
-      </w:r>
-    </w:p>
-    <w:p>
-      <w:pPr>
-        <w:pStyle w:val="BodyText"/>
-      </w:pPr>
-      <w:r>
-        <w:t xml:space="preserve">SOHEE: А потом я поняла: она — первый человек за пятнадцать лет, кто прочитал всё. До последней таблицы. До сноски. Я была счастлива. Весь вечер. Муж спросил: что случилось? Я сказала: русский юрист прислал сорок вопросов. Он не понял. Странно, да? Сорок вопросов — и счастлива.</w:t>
-      </w:r>
-    </w:p>
-    <w:p>
-      <w:pPr>
-        <w:pStyle w:val="BodyText"/>
-      </w:pPr>
-      <w:r>
-        <w:t xml:space="preserve">OLGA: Не странно. Мы одной породы, госпожа Чон. Мы любим тех, кто нас проверяет.</w:t>
-      </w:r>
-    </w:p>
-    <w:p>
-      <w:pPr>
-        <w:pStyle w:val="BodyText"/>
-      </w:pPr>
-      <w:r>
-        <w:t xml:space="preserve">SOHEE: Можно — Сохи. Просто Сохи. В Корее так нельзя. Но здесь — Москва. Снег.</w:t>
-      </w:r>
-    </w:p>
-    <w:p>
-      <w:pPr>
-        <w:pStyle w:val="BodyText"/>
-      </w:pPr>
-      <w:r>
-        <w:t xml:space="preserve">OLGA: Тогда — Ольга. Без Петровны. Это тоже в Москве нельзя. С первого дня. Но мы — нарушители.</w:t>
-      </w:r>
-    </w:p>
-    <w:p>
-      <w:pPr>
-        <w:pStyle w:val="BodyText"/>
-      </w:pPr>
-      <w:r>
-        <w:t xml:space="preserve">SOHEE: Ольга. Хорошо. Сегодня я придумала эскроу. Первый раз за двадцать лет — идея на совещании. Мне сорок семь.</w:t>
-      </w:r>
-    </w:p>
-    <w:p>
-      <w:pPr>
-        <w:pStyle w:val="BodyText"/>
-      </w:pPr>
-      <w:r>
-        <w:t xml:space="preserve">OLGA: Самое время. Мне пятьдесят два. В этом году я перешла на «ты» с директором. В четыре утра.</w:t>
-      </w:r>
-    </w:p>
-    <w:p>
-      <w:pPr>
-        <w:pStyle w:val="BodyText"/>
-      </w:pPr>
-      <w:r>
-        <w:t xml:space="preserve">SOHEE: В четыре утра? Почему?</w:t>
-      </w:r>
-    </w:p>
-    <w:p>
-      <w:pPr>
-        <w:pStyle w:val="BodyText"/>
-      </w:pPr>
-      <w:r>
-        <w:t xml:space="preserve">OLGA: Потому что мы читали документы всю ночь. Как вы. Как я. Это единственное время, когда люди говорят правду.</w:t>
-      </w:r>
-    </w:p>
-    <w:p>
-      <w:pPr>
-        <w:pStyle w:val="BodyText"/>
-      </w:pPr>
-      <w:r>
-        <w:t xml:space="preserve">SOHEE: Тогда следующий раз — я приеду на проверку. Всю ночь читать. Ольга, я принесу соджу.</w:t>
-      </w:r>
-    </w:p>
-    <w:p>
-      <w:pPr>
-        <w:pStyle w:val="BodyText"/>
-      </w:pPr>
-      <w:r>
-        <w:t xml:space="preserve">OLGA: Неси. Только сначала — сорок вопросов. Потом соджу.</w:t>
+        <w:t xml:space="preserve">OLGA: Госпожа Чон, договор закончен, все сорок две страницы. Теперь можно говорить не про договор.</w:t>
+      </w:r>
+    </w:p>
+    <w:p>
+      <w:pPr>
+        <w:pStyle w:val="BodyText"/>
+      </w:pPr>
+      <w:r>
+        <w:t xml:space="preserve">SOHEE: Двадцать лет я пишу документы, и никто их не читает. Директор подписывает, не читая.</w:t>
+      </w:r>
+    </w:p>
+    <w:p>
+      <w:pPr>
+        <w:pStyle w:val="BodyText"/>
+      </w:pPr>
+      <w:r>
+        <w:t xml:space="preserve">OLGA: А я читаю все страницы, причём каждую по три раза, такая уж у меня привычка.</w:t>
+      </w:r>
+    </w:p>
+    <w:p>
+      <w:pPr>
+        <w:pStyle w:val="BodyText"/>
+      </w:pPr>
+      <w:r>
+        <w:t xml:space="preserve">SOHEE: Да, я знаю. Шесть лет назад вы прислали сорок вопросов, и я плакала, потому что думала, что вы злая.</w:t>
+      </w:r>
+    </w:p>
+    <w:p>
+      <w:pPr>
+        <w:pStyle w:val="BodyText"/>
+      </w:pPr>
+      <w:r>
+        <w:t xml:space="preserve">OLGA: А что было потом, когда вы перестали плакать?</w:t>
+      </w:r>
+    </w:p>
+    <w:p>
+      <w:pPr>
+        <w:pStyle w:val="BodyText"/>
+      </w:pPr>
+      <w:r>
+        <w:t xml:space="preserve">SOHEE: А потом я поняла, что вы первый человек за пятнадцать лет, который прочитал всё, до последней таблицы и до сноски. Я была счастлива весь вечер. Муж спросил, что случилось, и я сказала: русский юрист прислал сорок вопросов. Он не понял. Странно, да? Сорок вопросов, а я счастлива.</w:t>
+      </w:r>
+    </w:p>
+    <w:p>
+      <w:pPr>
+        <w:pStyle w:val="BodyText"/>
+      </w:pPr>
+      <w:r>
+        <w:t xml:space="preserve">OLGA: Совсем не странно. Мы с вами одной породы, госпожа Чон: мы любим тех, кто нас проверяет.</w:t>
+      </w:r>
+    </w:p>
+    <w:p>
+      <w:pPr>
+        <w:pStyle w:val="BodyText"/>
+      </w:pPr>
+      <w:r>
+        <w:t xml:space="preserve">SOHEE: Можно просто Сохи, без «госпожи». В Корее так нельзя, но здесь Москва и снег.</w:t>
+      </w:r>
+    </w:p>
+    <w:p>
+      <w:pPr>
+        <w:pStyle w:val="BodyText"/>
+      </w:pPr>
+      <w:r>
+        <w:t xml:space="preserve">OLGA: Тогда и я просто Ольга, без Петровны. В Москве так тоже нельзя с первого дня, но мы с вами нарушители.</w:t>
+      </w:r>
+    </w:p>
+    <w:p>
+      <w:pPr>
+        <w:pStyle w:val="BodyText"/>
+      </w:pPr>
+      <w:r>
+        <w:t xml:space="preserve">SOHEE: Ольга, хорошо. Сегодня я придумала эскроу, и это первый раз за двадцать лет, когда у меня была идея на совещании. А мне сорок семь.</w:t>
+      </w:r>
+    </w:p>
+    <w:p>
+      <w:pPr>
+        <w:pStyle w:val="BodyText"/>
+      </w:pPr>
+      <w:r>
+        <w:t xml:space="preserve">OLGA: Самое время, поверьте. Мне пятьдесят два, и в этом году я перешла на «ты» с директором, в четыре утра.</w:t>
+      </w:r>
+    </w:p>
+    <w:p>
+      <w:pPr>
+        <w:pStyle w:val="BodyText"/>
+      </w:pPr>
+      <w:r>
+        <w:t xml:space="preserve">SOHEE: В четыре утра? Почему так поздно, или, вернее, так рано?</w:t>
+      </w:r>
+    </w:p>
+    <w:p>
+      <w:pPr>
+        <w:pStyle w:val="BodyText"/>
+      </w:pPr>
+      <w:r>
+        <w:t xml:space="preserve">OLGA: Потому что мы читали документы всю ночь, как вы и как я. Это единственное время, когда люди говорят правду.</w:t>
+      </w:r>
+    </w:p>
+    <w:p>
+      <w:pPr>
+        <w:pStyle w:val="BodyText"/>
+      </w:pPr>
+      <w:r>
+        <w:t xml:space="preserve">SOHEE: Тогда в следующий раз я приеду к вам на проверку, чтобы читать всю ночь. Ольга, я принесу соджу.</w:t>
+      </w:r>
+    </w:p>
+    <w:p>
+      <w:pPr>
+        <w:pStyle w:val="BodyText"/>
+      </w:pPr>
+      <w:r>
+        <w:t xml:space="preserve">OLGA: Неси. Только сначала сорок вопросов, а уже потом соджу, иначе мы ничего не прочитаем.</w:t>
       </w:r>
     </w:p>
     <w:p>
@@ -2759,7 +2759,7 @@
         <w:t xml:space="preserve">“</w:t>
       </w:r>
       <w:r>
-        <w:t xml:space="preserve">Я не прошу формулу, госпожа Хан. Алексей сказал вашему президенту: мы просим право, а не формулу. Президент согласился. Но право без формулы — это право на пустую коробку. Я юрист. Я не подписываю права, которые нельзя исполнить. Это хуже, чем отсутствие права.</w:t>
+        <w:t xml:space="preserve">Я не прошу формулу, госпожа Хан. Алексей сказал вашему президенту: мы просим право, а не формулу, и президент согласился. Но право без формулы — это право на пустую коробку. Я юрист, и я не подписываю права, которые нельзя исполнить, потому что это хуже, чем отсутствие права.</w:t>
       </w:r>
       <w:r>
         <w:t xml:space="preserve">”</w:t>
@@ -2865,31 +2865,31 @@
               <w:jc w:val="left"/>
             </w:pPr>
             <w:r>
-              <w:t xml:space="preserve">② 근거 인용</w:t>
-            </w:r>
-          </w:p>
-        </w:tc>
-        <w:tc>
-          <w:tcPr/>
-          <w:p>
-            <w:pPr>
-              <w:pStyle w:val="Compact"/>
-              <w:jc w:val="left"/>
-            </w:pPr>
-            <w:r>
-              <w:t xml:space="preserve">Алексей сказал…: мы просим право, а не формулу.</w:t>
-            </w:r>
-          </w:p>
-        </w:tc>
-        <w:tc>
-          <w:tcPr/>
-          <w:p>
-            <w:pPr>
-              <w:pStyle w:val="Compact"/>
-              <w:jc w:val="left"/>
-            </w:pPr>
-            <w:r>
-              <w:t xml:space="preserve">간접 인용</w:t>
+              <w:t xml:space="preserve">② 근거 인용 + 동의 확인</w:t>
+            </w:r>
+          </w:p>
+        </w:tc>
+        <w:tc>
+          <w:tcPr/>
+          <w:p>
+            <w:pPr>
+              <w:pStyle w:val="Compact"/>
+              <w:jc w:val="left"/>
+            </w:pPr>
+            <w:r>
+              <w:t xml:space="preserve">Алексей сказал…: мы просим право, а не формулу, и президент согласился.</w:t>
+            </w:r>
+          </w:p>
+        </w:tc>
+        <w:tc>
+          <w:tcPr/>
+          <w:p>
+            <w:pPr>
+              <w:pStyle w:val="Compact"/>
+              <w:jc w:val="left"/>
+            </w:pPr>
+            <w:r>
+              <w:t xml:space="preserve">간접 인용 + и로 기정사실화</w:t>
             </w:r>
           </w:p>
         </w:tc>
@@ -2903,31 +2903,31 @@
               <w:jc w:val="left"/>
             </w:pPr>
             <w:r>
-              <w:t xml:space="preserve">③ 상대 동의 확인</w:t>
-            </w:r>
-          </w:p>
-        </w:tc>
-        <w:tc>
-          <w:tcPr/>
-          <w:p>
-            <w:pPr>
-              <w:pStyle w:val="Compact"/>
-              <w:jc w:val="left"/>
-            </w:pPr>
-            <w:r>
-              <w:t xml:space="preserve">Президент согласился.</w:t>
-            </w:r>
-          </w:p>
-        </w:tc>
-        <w:tc>
-          <w:tcPr/>
-          <w:p>
-            <w:pPr>
-              <w:pStyle w:val="Compact"/>
-              <w:jc w:val="left"/>
-            </w:pPr>
-            <w:r>
-              <w:t xml:space="preserve">기정사실화</w:t>
+              <w:t xml:space="preserve">③ 논리 반전</w:t>
+            </w:r>
+          </w:p>
+        </w:tc>
+        <w:tc>
+          <w:tcPr/>
+          <w:p>
+            <w:pPr>
+              <w:pStyle w:val="Compact"/>
+              <w:jc w:val="left"/>
+            </w:pPr>
+            <w:r>
+              <w:t xml:space="preserve">Но право без формулы — это право на пустую коробку.</w:t>
+            </w:r>
+          </w:p>
+        </w:tc>
+        <w:tc>
+          <w:tcPr/>
+          <w:p>
+            <w:pPr>
+              <w:pStyle w:val="Compact"/>
+              <w:jc w:val="left"/>
+            </w:pPr>
+            <w:r>
+              <w:t xml:space="preserve">은유적 정의</w:t>
             </w:r>
           </w:p>
         </w:tc>
@@ -2941,31 +2941,31 @@
               <w:jc w:val="left"/>
             </w:pPr>
             <w:r>
-              <w:t xml:space="preserve">④ 논리 반전</w:t>
-            </w:r>
-          </w:p>
-        </w:tc>
-        <w:tc>
-          <w:tcPr/>
-          <w:p>
-            <w:pPr>
-              <w:pStyle w:val="Compact"/>
-              <w:jc w:val="left"/>
-            </w:pPr>
-            <w:r>
-              <w:t xml:space="preserve">Но право без формулы — это право на пустую коробку.</w:t>
-            </w:r>
-          </w:p>
-        </w:tc>
-        <w:tc>
-          <w:tcPr/>
-          <w:p>
-            <w:pPr>
-              <w:pStyle w:val="Compact"/>
-              <w:jc w:val="left"/>
-            </w:pPr>
-            <w:r>
-              <w:t xml:space="preserve">은유적 정의</w:t>
+              <w:t xml:space="preserve">④ 원칙</w:t>
+            </w:r>
+          </w:p>
+        </w:tc>
+        <w:tc>
+          <w:tcPr/>
+          <w:p>
+            <w:pPr>
+              <w:pStyle w:val="Compact"/>
+              <w:jc w:val="left"/>
+            </w:pPr>
+            <w:r>
+              <w:t xml:space="preserve">Я юрист, и я не подписываю права, которые нельзя исполнить,</w:t>
+            </w:r>
+          </w:p>
+        </w:tc>
+        <w:tc>
+          <w:tcPr/>
+          <w:p>
+            <w:pPr>
+              <w:pStyle w:val="Compact"/>
+              <w:jc w:val="left"/>
+            </w:pPr>
+            <w:r>
+              <w:t xml:space="preserve">신분 + нельзя + 완료상 부정사</w:t>
             </w:r>
           </w:p>
         </w:tc>
@@ -2979,69 +2979,31 @@
               <w:jc w:val="left"/>
             </w:pPr>
             <w:r>
-              <w:t xml:space="preserve">⑤ 원칙</w:t>
-            </w:r>
-          </w:p>
-        </w:tc>
-        <w:tc>
-          <w:tcPr/>
-          <w:p>
-            <w:pPr>
-              <w:pStyle w:val="Compact"/>
-              <w:jc w:val="left"/>
-            </w:pPr>
-            <w:r>
-              <w:t xml:space="preserve">Я не подписываю права, которые нельзя исполнить.</w:t>
-            </w:r>
-          </w:p>
-        </w:tc>
-        <w:tc>
-          <w:tcPr/>
-          <w:p>
-            <w:pPr>
-              <w:pStyle w:val="Compact"/>
-              <w:jc w:val="left"/>
-            </w:pPr>
-            <w:r>
-              <w:t xml:space="preserve">нельзя + 완료상 부정사</w:t>
-            </w:r>
-          </w:p>
-        </w:tc>
-      </w:tr>
-      <w:tr>
-        <w:tc>
-          <w:tcPr/>
-          <w:p>
-            <w:pPr>
-              <w:pStyle w:val="Compact"/>
-              <w:jc w:val="left"/>
-            </w:pPr>
-            <w:r>
-              <w:t xml:space="preserve">⑥ 비교 결론</w:t>
-            </w:r>
-          </w:p>
-        </w:tc>
-        <w:tc>
-          <w:tcPr/>
-          <w:p>
-            <w:pPr>
-              <w:pStyle w:val="Compact"/>
-              <w:jc w:val="left"/>
-            </w:pPr>
-            <w:r>
-              <w:t xml:space="preserve">Это хуже, чем отсутствие права.</w:t>
-            </w:r>
-          </w:p>
-        </w:tc>
-        <w:tc>
-          <w:tcPr/>
-          <w:p>
-            <w:pPr>
-              <w:pStyle w:val="Compact"/>
-              <w:jc w:val="left"/>
-            </w:pPr>
-            <w:r>
-              <w:t xml:space="preserve">비교급 + 명사화</w:t>
+              <w:t xml:space="preserve">⑤ 비교 결론</w:t>
+            </w:r>
+          </w:p>
+        </w:tc>
+        <w:tc>
+          <w:tcPr/>
+          <w:p>
+            <w:pPr>
+              <w:pStyle w:val="Compact"/>
+              <w:jc w:val="left"/>
+            </w:pPr>
+            <w:r>
+              <w:t xml:space="preserve">потому что это хуже, чем отсутствие права.</w:t>
+            </w:r>
+          </w:p>
+        </w:tc>
+        <w:tc>
+          <w:tcPr/>
+          <w:p>
+            <w:pPr>
+              <w:pStyle w:val="Compact"/>
+              <w:jc w:val="left"/>
+            </w:pPr>
+            <w:r>
+              <w:t xml:space="preserve">потому что + 비교급 + 명사화</w:t>
             </w:r>
           </w:p>
         </w:tc>
@@ -3065,7 +3027,7 @@
         <w:t xml:space="preserve">“</w:t>
       </w:r>
       <w:r>
-        <w:t xml:space="preserve">Я не прошу… Мы просим…, а не… Но… без… — это… Я не подписываю…, которые нельзя… Это хуже, чем…</w:t>
+        <w:t xml:space="preserve">Я не прошу… Мы просим…, а не…, и… согласился. Но… без… — это… Я…, и я не подписываю…, которые нельзя…, потому что это хуже, чем…</w:t>
       </w:r>
       <w:r>
         <w:t xml:space="preserve">”</w:t>
@@ -3084,7 +3046,7 @@
         <w:t xml:space="preserve"> </w:t>
       </w:r>
       <w:r>
-        <w:t xml:space="preserve">а не · без + 생격 · хуже, чем</w:t>
+        <w:t xml:space="preserve">а не · и · без + 생격 · потому что · хуже, чем</w:t>
       </w:r>
       <w:r>
         <w:t xml:space="preserve"> </w:t>
@@ -3100,7 +3062,7 @@
         <w:t xml:space="preserve"> </w:t>
       </w:r>
       <w:r>
-        <w:t xml:space="preserve">형식적으로만 존재하는 권리를 실질화해 달라고 요구하는 발언을 30~40단어로.</w:t>
+        <w:t xml:space="preserve">형식적으로만 존재하는 권리를 실질화해 달라고 요구하는 발언을 35~60단어로.</w:t>
       </w:r>
     </w:p>
     <w:bookmarkEnd w:id="30"/>
@@ -3550,71 +3512,71 @@
         <w:pStyle w:val="FirstParagraph"/>
       </w:pPr>
       <w:r>
-        <w:t xml:space="preserve">도윤: 료샤! 우리 왔어. 소희 씨는 겨울 모스크바가 처음이야. 충격받았어.</w:t>
-      </w:r>
-    </w:p>
-    <w:p>
-      <w:pPr>
-        <w:pStyle w:val="BodyText"/>
-      </w:pPr>
-      <w:r>
-        <w:t xml:space="preserve">소희: 안녕하세요. 눈. 많아요. 원주는 — 이렇지 않아요. 추워요.</w:t>
-      </w:r>
-    </w:p>
-    <w:p>
-      <w:pPr>
-        <w:pStyle w:val="BodyText"/>
-      </w:pPr>
-      <w:r>
-        <w:t xml:space="preserve">올가: 정 팀장님. 드디어. 6년 동안 — 편지만. 미로노바예요.</w:t>
-      </w:r>
-    </w:p>
-    <w:p>
-      <w:pPr>
-        <w:pStyle w:val="BodyText"/>
-      </w:pPr>
-      <w:r>
-        <w:t xml:space="preserve">소희: 미로노바 씨. 알아요. 쉼표 하나하나. 보내신 편지 전부 읽었어요. 두 번.</w:t>
-      </w:r>
-    </w:p>
-    <w:p>
-      <w:pPr>
-        <w:pStyle w:val="BodyText"/>
-      </w:pPr>
-      <w:r>
-        <w:t xml:space="preserve">올가: 난 팀장님 편지를 — 세 번. 특히 「이중 용도」 건.</w:t>
-      </w:r>
-    </w:p>
-    <w:p>
-      <w:pPr>
-        <w:pStyle w:val="BodyText"/>
-      </w:pPr>
-      <w:r>
-        <w:t xml:space="preserve">한지수: 한지수입니다. 안녕하세요. 계약서 — 제가 가져왔어요. 42페이지. 러시아어와 한국어. 병기.</w:t>
-      </w:r>
-    </w:p>
-    <w:p>
-      <w:pPr>
-        <w:pStyle w:val="BodyText"/>
-      </w:pPr>
-      <w:r>
-        <w:t xml:space="preserve">이리나: 42페이지. 20페이지일 줄 알았는데.</w:t>
-      </w:r>
-    </w:p>
-    <w:p>
-      <w:pPr>
-        <w:pStyle w:val="BodyText"/>
-      </w:pPr>
-      <w:r>
-        <w:t xml:space="preserve">한지수: 20페이지였어요. 그런데 정 팀장님이 품질 조항을 추가하셨죠. 12페이지.</w:t>
-      </w:r>
-    </w:p>
-    <w:p>
-      <w:pPr>
-        <w:pStyle w:val="BodyText"/>
-      </w:pPr>
-      <w:r>
-        <w:t xml:space="preserve">소희: 품질이 — 제일 중요해요. 기록되지 않았으면 — 없었던 거예요.</w:t>
+        <w:t xml:space="preserve">도윤: 료샤! 우리 여기 출구 쪽이야. 소희 씨는 겨울 모스크바가 처음인데, 솔직히 충격받았어.</w:t>
+      </w:r>
+    </w:p>
+    <w:p>
+      <w:pPr>
+        <w:pStyle w:val="BodyText"/>
+      </w:pPr>
+      <w:r>
+        <w:t xml:space="preserve">소희: 안녕하세요. 여기는 눈이 정말 많아요. 원주는 이렇지 않아요. 그리고 너무 추워요, 예상 못 했어요.</w:t>
+      </w:r>
+    </w:p>
+    <w:p>
+      <w:pPr>
+        <w:pStyle w:val="BodyText"/>
+      </w:pPr>
+      <w:r>
+        <w:t xml:space="preserve">올가: 정 팀장님, 드디어 만났네요! 6년 동안 편지만 주고받았죠. 미로노바예요.</w:t>
+      </w:r>
+    </w:p>
+    <w:p>
+      <w:pPr>
+        <w:pStyle w:val="BodyText"/>
+      </w:pPr>
+      <w:r>
+        <w:t xml:space="preserve">소희: 미로노바 씨, 알아요, 쉼표 하나하나까지요. 보내신 편지는 전부, 하나하나 두 번씩 읽었어요.</w:t>
+      </w:r>
+    </w:p>
+    <w:p>
+      <w:pPr>
+        <w:pStyle w:val="BodyText"/>
+      </w:pPr>
+      <w:r>
+        <w:t xml:space="preserve">올가: 난 팀장님 편지를 세 번씩 읽었어요. 특히 「이중 용도」에 관한 편지는요.</w:t>
+      </w:r>
+    </w:p>
+    <w:p>
+      <w:pPr>
+        <w:pStyle w:val="BodyText"/>
+      </w:pPr>
+      <w:r>
+        <w:t xml:space="preserve">한지수: 한지수입니다, 안녕하세요. 계약서는 제가 가져왔어요. 42페이지, 러시아어와 한국어 병기예요.</w:t>
+      </w:r>
+    </w:p>
+    <w:p>
+      <w:pPr>
+        <w:pStyle w:val="BodyText"/>
+      </w:pPr>
+      <w:r>
+        <w:t xml:space="preserve">이리나: 42페이지요? 왠지 20페이지 정도일 줄 알았는데요.</w:t>
+      </w:r>
+    </w:p>
+    <w:p>
+      <w:pPr>
+        <w:pStyle w:val="BodyText"/>
+      </w:pPr>
+      <w:r>
+        <w:t xml:space="preserve">한지수: 처음엔 20페이지였는데, 정 팀장님이 품질 조항을 12페이지 더 추가하셨어요.</w:t>
+      </w:r>
+    </w:p>
+    <w:p>
+      <w:pPr>
+        <w:pStyle w:val="BodyText"/>
+      </w:pPr>
+      <w:r>
+        <w:t xml:space="preserve">소희: 품질이 제일 중요하니까요. 기록되지 않았으면 — 없었던 거예요. 난 늘 그렇게 말해요.</w:t>
       </w:r>
     </w:p>
     <w:p>
@@ -3630,39 +3592,39 @@
         <w:pStyle w:val="BodyText"/>
       </w:pPr>
       <w:r>
-        <w:t xml:space="preserve">소희: 아니요. 미로노바 씨가 나처럼 말하는 거예요. 내가 먼저 말했어요. 6년 전에. 도윤 씨가 기억해요.</w:t>
-      </w:r>
-    </w:p>
-    <w:p>
-      <w:pPr>
-        <w:pStyle w:val="BodyText"/>
-      </w:pPr>
-      <w:r>
-        <w:t xml:space="preserve">도윤: 기억해요. 첫날 그러셨어요. 서류 얘기하면서.</w:t>
-      </w:r>
-    </w:p>
-    <w:p>
-      <w:pPr>
-        <w:pStyle w:val="BodyText"/>
-      </w:pPr>
-      <w:r>
-        <w:t xml:space="preserve">알렉세이: 차가 기다려요. 먼저 호텔, 그다음 점심. 일은 내일 아침부터 해요.</w:t>
-      </w:r>
-    </w:p>
-    <w:p>
-      <w:pPr>
-        <w:pStyle w:val="BodyText"/>
-      </w:pPr>
-      <w:r>
-        <w:t xml:space="preserve">소희: 아니요. 점심은 — 나중에. 먼저 — 계약서. 오늘. 비행기에서 안 잤어요. 읽었어요.</w:t>
-      </w:r>
-    </w:p>
-    <w:p>
-      <w:pPr>
-        <w:pStyle w:val="BodyText"/>
-      </w:pPr>
-      <w:r>
-        <w:t xml:space="preserve">이리나: 정 팀장님, 벌써 좋아졌어요. 올가, 당신 사람이네요.</w:t>
+        <w:t xml:space="preserve">소희: 아니요, 미로노바 씨가 나처럼 말하는 거예요. 6년 전에 내가 먼저 말했으니까요. 도윤 씨가 기억해요.</w:t>
+      </w:r>
+    </w:p>
+    <w:p>
+      <w:pPr>
+        <w:pStyle w:val="BodyText"/>
+      </w:pPr>
+      <w:r>
+        <w:t xml:space="preserve">도윤: 물론 기억해요. 서류 얘기하던 바로 첫날 그러셨어요.</w:t>
+      </w:r>
+    </w:p>
+    <w:p>
+      <w:pPr>
+        <w:pStyle w:val="BodyText"/>
+      </w:pPr>
+      <w:r>
+        <w:t xml:space="preserve">알렉세이: 차가 벌써 기다려요. 먼저 호텔, 그다음 점심이고, 쉬실 수 있게 일은 내일 아침부터 해요.</w:t>
+      </w:r>
+    </w:p>
+    <w:p>
+      <w:pPr>
+        <w:pStyle w:val="BodyText"/>
+      </w:pPr>
+      <w:r>
+        <w:t xml:space="preserve">소희: 아니요, 점심은 나중에. 먼저 계약서, 오늘이요. 비행기에서 안 잤어요, 오는 내내 읽었거든요.</w:t>
+      </w:r>
+    </w:p>
+    <w:p>
+      <w:pPr>
+        <w:pStyle w:val="BodyText"/>
+      </w:pPr>
+      <w:r>
+        <w:t xml:space="preserve">이리나: 정 팀장님, 벌써 좋아졌어요. 올가, 확실히 당신 사람이네요. 둘이 말이 잘 통하겠어요.</w:t>
       </w:r>
     </w:p>
     <w:bookmarkEnd w:id="33"/>
@@ -3680,279 +3642,279 @@
         <w:pStyle w:val="FirstParagraph"/>
       </w:pPr>
       <w:r>
-        <w:t xml:space="preserve">한지수: 제1장. 계약의 목적. 「제조자는 당사자들이 합의한 사양에 따라 위탁자의 상표로 제품을 생산할 의무를 진다」. 질문 있으세요?</w:t>
-      </w:r>
-    </w:p>
-    <w:p>
-      <w:pPr>
-        <w:pStyle w:val="BodyText"/>
-      </w:pPr>
-      <w:r>
-        <w:t xml:space="preserve">올가: 하나요. 「당사자들이 합의한 사양에 따라」. 누구의 사양이죠? 그쪽 거예요, 우리 거예요?</w:t>
-      </w:r>
-    </w:p>
-    <w:p>
-      <w:pPr>
-        <w:pStyle w:val="BodyText"/>
-      </w:pPr>
-      <w:r>
-        <w:t xml:space="preserve">소희: 우리 거요. 젤은 — 같아요. 성분도 — 같아요. 세진. 사양은 — 우리 거. 변경은 — 서면으로만. 양쪽 모두.</w:t>
-      </w:r>
-    </w:p>
-    <w:p>
-      <w:pPr>
-        <w:pStyle w:val="BodyText"/>
-      </w:pPr>
-      <w:r>
-        <w:t xml:space="preserve">올가: 동의해요. 오히려 우리 조건이에요. 코르닐로바 선생님이 그랬어요: 가격 때문에 성분을 바꾸면 — 떠나겠다고.</w:t>
-      </w:r>
-    </w:p>
-    <w:p>
-      <w:pPr>
-        <w:pStyle w:val="BodyText"/>
-      </w:pPr>
-      <w:r>
-        <w:t xml:space="preserve">소희: 코르닐로바 씨요? 맞는 말씀이에요. 나도 떠날 거예요.</w:t>
-      </w:r>
-    </w:p>
-    <w:p>
-      <w:pPr>
-        <w:pStyle w:val="BodyText"/>
-      </w:pPr>
-      <w:r>
-        <w:t xml:space="preserve">한지수: 제2장. 품질. 제조자는 각 로트가 사양과 품질경영시스템 요건에 적합할 책임을 집니다. 위탁자는 등록증 보유자로서 시장 유통 중인 제품에 대해 책임을 집니다. 감독 기관과 환자에 대해. 위탁 생산의 표준 문구입니다.</w:t>
-      </w:r>
-    </w:p>
-    <w:p>
-      <w:pPr>
-        <w:pStyle w:val="BodyText"/>
-      </w:pPr>
-      <w:r>
-        <w:t xml:space="preserve">이리나: 사람 말로 옮길게요. 젤이 나쁘면 — 그쪽 잘못. 환자가 나빠지면 — 우리 책임. 맞죠?</w:t>
-      </w:r>
-    </w:p>
-    <w:p>
-      <w:pPr>
-        <w:pStyle w:val="BodyText"/>
-      </w:pPr>
-      <w:r>
-        <w:t xml:space="preserve">한지수: 거의요. 환자가 나빠지면 — 먼저 책임지는 건 여러분이에요. 그다음 원인을 밝혀요. 원인이 생산이면 — 제조자에게 구상권.</w:t>
-      </w:r>
-    </w:p>
-    <w:p>
-      <w:pPr>
-        <w:pStyle w:val="BodyText"/>
-      </w:pPr>
-      <w:r>
-        <w:t xml:space="preserve">올가: 구상권. 그러니까 먼저 우리가 환자에게 배상하고, 그다음 그쪽에서 받아 낸다. 표준이죠, 반대 안 해요. 하지만 내가 필요한 건 다른 거예요. 기한. 원인을 밝히는 데 얼마나 걸려요? 일주일? 한 달? 1년? 그에 따라 환자가 얼마나 기다릴지가 정해져요.</w:t>
-      </w:r>
-    </w:p>
-    <w:p>
-      <w:pPr>
-        <w:pStyle w:val="BodyText"/>
-      </w:pPr>
-      <w:r>
-        <w:t xml:space="preserve">소희: 분석 — 30일. 로트마다 보관 샘플. 5년 보관해요.</w:t>
-      </w:r>
-    </w:p>
-    <w:p>
-      <w:pPr>
-        <w:pStyle w:val="BodyText"/>
-      </w:pPr>
-      <w:r>
-        <w:t xml:space="preserve">올가: 30일 — 좋아요. 하지만 적어 주세요: 제조자가 30일 안에 답하지 않으면 — 원인은 생산으로 간주한다. 추정.</w:t>
-      </w:r>
-    </w:p>
-    <w:p>
-      <w:pPr>
-        <w:pStyle w:val="BodyText"/>
-      </w:pPr>
-      <w:r>
-        <w:t xml:space="preserve">한지수: 제조자에게 불리한 추정이요? 가혹하네요, 미로노바 변호사님.</w:t>
-      </w:r>
-    </w:p>
-    <w:p>
-      <w:pPr>
-        <w:pStyle w:val="BodyText"/>
-      </w:pPr>
-      <w:r>
-        <w:t xml:space="preserve">올가: 규율이에요, 한 변호사님. 환자는 돈을, 클리닉은 설명을 기다리는데 반년씩 답을 기다리고 싶지 않아요. 한 번 석 달을 기다린 적이 있어요. 재분석 결과를. 첫 분석을 확인했죠. 석 달 동안 바뀐 건 피해자 숫자뿐이었어요. 더는 안 기다려요.</w:t>
-      </w:r>
-    </w:p>
-    <w:p>
-      <w:pPr>
-        <w:pStyle w:val="BodyText"/>
-      </w:pPr>
-      <w:r>
-        <w:t xml:space="preserve">소희: 미로노바 씨 말이 맞아요. 30일 안에 답 못 하면 — 우리가 나쁜 거예요. 동의해요. 한지수 씨, 적어요.</w:t>
-      </w:r>
-    </w:p>
-    <w:p>
-      <w:pPr>
-        <w:pStyle w:val="BodyText"/>
-      </w:pPr>
-      <w:r>
-        <w:t xml:space="preserve">한지수: 정 팀장님, 어느 편이세요?</w:t>
-      </w:r>
-    </w:p>
-    <w:p>
-      <w:pPr>
-        <w:pStyle w:val="BodyText"/>
-      </w:pPr>
-      <w:r>
-        <w:t xml:space="preserve">소희: 환자 편이요. 미로노바 씨처럼. 그건 한 편이에요.</w:t>
-      </w:r>
-    </w:p>
-    <w:p>
-      <w:pPr>
-        <w:pStyle w:val="BodyText"/>
-      </w:pPr>
-      <w:r>
-        <w:t xml:space="preserve">올가: 한 변호사님, 그것도 적어 주세요. 그 편이 마음에 들어요.</w:t>
-      </w:r>
-    </w:p>
-    <w:p>
-      <w:pPr>
-        <w:pStyle w:val="BodyText"/>
-      </w:pPr>
-      <w:r>
-        <w:t xml:space="preserve">알렉세이: 질문 하나 해도 될까요? 보험. 책임 보험은 누가 들어요?</w:t>
-      </w:r>
-    </w:p>
-    <w:p>
-      <w:pPr>
-        <w:pStyle w:val="BodyText"/>
-      </w:pPr>
-      <w:r>
-        <w:t xml:space="preserve">한지수: 각자 자기 몫을. 우리는 생산을 보험에 들고. 여러분은 — 시장 유통을. 그런데 여기, 제7항 — 보험 증권 상호 인정. 양측 보험사가 미리 조건을 맞춰서, 서로 「우리 사고가 아니다」라고 하는 상황이 없도록. 우리 사이에 구멍이 없도록.</w:t>
-      </w:r>
-    </w:p>
-    <w:p>
-      <w:pPr>
-        <w:pStyle w:val="BodyText"/>
-      </w:pPr>
-      <w:r>
-        <w:t xml:space="preserve">이리나: 증권 사이의 구멍. 감사할 때 봤어요. 증권 두 개, 그 사이엔 — 빈칸. 그리고 그 안에 환자가.</w:t>
-      </w:r>
-    </w:p>
-    <w:p>
-      <w:pPr>
-        <w:pStyle w:val="BodyText"/>
-      </w:pPr>
-      <w:r>
-        <w:t xml:space="preserve">한지수: 그래서 — 제7항. 보험사들이 조율해요. 우리 보험사엔 이미 물어봤어요. 동의했어요.</w:t>
-      </w:r>
-    </w:p>
-    <w:p>
-      <w:pPr>
-        <w:pStyle w:val="BodyText"/>
-      </w:pPr>
-      <w:r>
-        <w:t xml:space="preserve">이리나: 그 서신을 보여 주세요. 요약 말고. 서신을.</w:t>
-      </w:r>
-    </w:p>
-    <w:p>
-      <w:pPr>
-        <w:pStyle w:val="BodyText"/>
-      </w:pPr>
-      <w:r>
-        <w:t xml:space="preserve">한지수: 여기요. 영어로. 서명과 직인까지.</w:t>
-      </w:r>
-    </w:p>
-    <w:p>
-      <w:pPr>
-        <w:pStyle w:val="BodyText"/>
-      </w:pPr>
-      <w:r>
-        <w:t xml:space="preserve">올가: 그럼 제7항 — 합의. 다음. 포장은 누가 책임지죠? 상자는 — 우리 거. 홀로그램은 — 우리 거. 라벨은 — 우리 거.</w:t>
-      </w:r>
-    </w:p>
-    <w:p>
-      <w:pPr>
-        <w:pStyle w:val="BodyText"/>
-      </w:pPr>
-      <w:r>
-        <w:t xml:space="preserve">소희: 포장은 우리가 인쇄해요. 원주에서. 여러분 시안. 우리 관리. 인쇄소는 — 새 곳. 그곳 아니에요.</w:t>
-      </w:r>
-    </w:p>
-    <w:p>
-      <w:pPr>
-        <w:pStyle w:val="BodyText"/>
-      </w:pPr>
-      <w:r>
-        <w:t xml:space="preserve">키릴: 세진 원판을 팔아넘긴 그곳 말고요? 새 인쇄소에 대해 물어봐도 될까요?</w:t>
-      </w:r>
-    </w:p>
-    <w:p>
-      <w:pPr>
-        <w:pStyle w:val="BodyText"/>
-      </w:pPr>
-      <w:r>
-        <w:t xml:space="preserve">소희: 돼요. 인쇄소 감사 — 해마다. 내가 직접. 원판은 — 우리 금고에만. 글레브 이후로 — 그렇게 해요.</w:t>
-      </w:r>
-    </w:p>
-    <w:p>
-      <w:pPr>
-        <w:pStyle w:val="BodyText"/>
-      </w:pPr>
-      <w:r>
-        <w:t xml:space="preserve">키릴: 그럼 감사 보고서 사본을 원해요. 해마다. 우리 컴플라이언스용으로.</w:t>
-      </w:r>
-    </w:p>
-    <w:p>
-      <w:pPr>
-        <w:pStyle w:val="BodyText"/>
-      </w:pPr>
-      <w:r>
-        <w:t xml:space="preserve">소희: 드릴게요. 러시아어로. 내가 번역할게요. 서툴지만 번역할게요.</w:t>
-      </w:r>
-    </w:p>
-    <w:p>
-      <w:pPr>
-        <w:pStyle w:val="BodyText"/>
-      </w:pPr>
-      <w:r>
-        <w:t xml:space="preserve">올가: 서툴면 — 안 돼요. 한국어로 보내 주세요. 우리가 번역할게요. 쉼표 하나하나.</w:t>
-      </w:r>
-    </w:p>
-    <w:p>
-      <w:pPr>
-        <w:pStyle w:val="BodyText"/>
-      </w:pPr>
-      <w:r>
-        <w:t xml:space="preserve">소희: 좋아요. 한국어로. 그쪽이 나보다 잘 번역할 거예요.</w:t>
-      </w:r>
-    </w:p>
-    <w:p>
-      <w:pPr>
-        <w:pStyle w:val="BodyText"/>
-      </w:pPr>
-      <w:r>
-        <w:t xml:space="preserve">한지수: 제3장 — 로트 회수. 회수가 필요하면…</w:t>
-      </w:r>
-    </w:p>
-    <w:p>
-      <w:pPr>
-        <w:pStyle w:val="BodyText"/>
-      </w:pPr>
-      <w:r>
-        <w:t xml:space="preserve">이리나: 잠깐만요. 5분만요. 보험을 다시 계산하고 있어요. 숫자가 바뀌었어요.</w:t>
-      </w:r>
-    </w:p>
-    <w:p>
-      <w:pPr>
-        <w:pStyle w:val="BodyText"/>
-      </w:pPr>
-      <w:r>
-        <w:t xml:space="preserve">한지수: 5분. 정 팀장님, 커피?</w:t>
-      </w:r>
-    </w:p>
-    <w:p>
-      <w:pPr>
-        <w:pStyle w:val="BodyText"/>
-      </w:pPr>
-      <w:r>
-        <w:t xml:space="preserve">소희: 아니요. 차. 러시아식. 레몬 넣어서. 도윤 씨가 — 그게 맞는 거래요.</w:t>
+        <w:t xml:space="preserve">한지수: 제1장, 계약의 목적. 「제조자는 당사자들이 합의한 사양에 따라 위탁자의 상표로 제품을 생산할 의무를 진다」. 질문 있으세요?</w:t>
+      </w:r>
+    </w:p>
+    <w:p>
+      <w:pPr>
+        <w:pStyle w:val="BodyText"/>
+      </w:pPr>
+      <w:r>
+        <w:t xml:space="preserve">올가: 하나 있어요. 「당사자들이 합의한 사양에 따라」. 그게 누구의 사양이죠, 그쪽 거예요, 우리 거예요?</w:t>
+      </w:r>
+    </w:p>
+    <w:p>
+      <w:pPr>
+        <w:pStyle w:val="BodyText"/>
+      </w:pPr>
+      <w:r>
+        <w:t xml:space="preserve">소희: 우리 거요. 젤도 같고 성분도 세진과 같으니까 사양은 우리 거예요. 변경은 서면으로만, 그리고 양쪽 동의가 있을 때만 할 수 있어요.</w:t>
+      </w:r>
+    </w:p>
+    <w:p>
+      <w:pPr>
+        <w:pStyle w:val="BodyText"/>
+      </w:pPr>
+      <w:r>
+        <w:t xml:space="preserve">올가: 동의해요. 오히려 우리 쪽 조건이에요. 코르닐로바 선생님이 가격 때문에 성분을 바꾸면 떠나겠다고 하셨거든요.</w:t>
+      </w:r>
+    </w:p>
+    <w:p>
+      <w:pPr>
+        <w:pStyle w:val="BodyText"/>
+      </w:pPr>
+      <w:r>
+        <w:t xml:space="preserve">소희: 코르닐로바 씨가 그렇게 말했어요? 맞는 말씀이에요. 그런 일이 생기면 나도 떠날 거예요.</w:t>
+      </w:r>
+    </w:p>
+    <w:p>
+      <w:pPr>
+        <w:pStyle w:val="BodyText"/>
+      </w:pPr>
+      <w:r>
+        <w:t xml:space="preserve">한지수: 제2장, 품질. 제조자는 각 로트가 사양과 품질경영시스템 요건에 적합할 책임을 집니다. 위탁자는 등록증 보유자로서 감독 기관과 환자에 대해 시장 유통 중인 제품에 책임을 집니다. 위탁 생산의 표준 문구이고, 거의 모든 곳에서 씁니다.</w:t>
+      </w:r>
+    </w:p>
+    <w:p>
+      <w:pPr>
+        <w:pStyle w:val="BodyText"/>
+      </w:pPr>
+      <w:r>
+        <w:t xml:space="preserve">이리나: 제가 사람 말로 옮겨 볼게요. 젤이 나쁘면 그쪽 잘못이고, 환자가 나빠지면 우리 책임이다. 제가 맞게 이해했나요?</w:t>
+      </w:r>
+    </w:p>
+    <w:p>
+      <w:pPr>
+        <w:pStyle w:val="BodyText"/>
+      </w:pPr>
+      <w:r>
+        <w:t xml:space="preserve">한지수: 거의요. 환자가 나빠지면 먼저 책임지는 건 여러분이고, 그다음 저희가 원인을 밝혀요. 원인이 생산이면 제조자에게 구상권을 행사할 수 있어요.</w:t>
+      </w:r>
+    </w:p>
+    <w:p>
+      <w:pPr>
+        <w:pStyle w:val="BodyText"/>
+      </w:pPr>
+      <w:r>
+        <w:t xml:space="preserve">올가: 구상권, 그러니까 먼저 우리가 환자에게 배상하고, 그다음 그쪽에서 받아 낸다는 거죠. 표준이고 반대 안 해요. 하지만 내가 필요한 건 다른 거예요 — 기한. 원인을 밝히는 데 얼마나 걸려요? 일주일, 한 달, 1년? 그에 따라 환자가 돈을 얼마나 기다릴지가 정해져요.</w:t>
+      </w:r>
+    </w:p>
+    <w:p>
+      <w:pPr>
+        <w:pStyle w:val="BodyText"/>
+      </w:pPr>
+      <w:r>
+        <w:t xml:space="preserve">소희: 분석은 30일 걸려요. 로트마다 보관 샘플이 있고, 5년 동안 보관해요.</w:t>
+      </w:r>
+    </w:p>
+    <w:p>
+      <w:pPr>
+        <w:pStyle w:val="BodyText"/>
+      </w:pPr>
+      <w:r>
+        <w:t xml:space="preserve">올가: 30일이면 좋아요. 하지만 이렇게 적어 두죠. 제조자가 30일 안에 답하지 않으면 원인은 생산으로 간주한다. 추정 조항이에요.</w:t>
+      </w:r>
+    </w:p>
+    <w:p>
+      <w:pPr>
+        <w:pStyle w:val="BodyText"/>
+      </w:pPr>
+      <w:r>
+        <w:t xml:space="preserve">한지수: 제조자에게 불리한 추정이요? 이건 말씀드려야겠는데, 아주 가혹하네요, 미로노바 변호사님.</w:t>
+      </w:r>
+    </w:p>
+    <w:p>
+      <w:pPr>
+        <w:pStyle w:val="BodyText"/>
+      </w:pPr>
+      <w:r>
+        <w:t xml:space="preserve">올가: 규율이에요, 한 변호사님. 환자는 돈을, 클리닉은 설명을 기다리는데 반년씩 답을 기다리고 싶지 않아요. 한 번은 재분석 결과를 석 달 기다렸는데, 결국 첫 분석을 확인했을 뿐이었어요. 그 석 달 동안 바뀐 건 피해자 숫자뿐이었죠. 그래서 더는 안 기다려요.</w:t>
+      </w:r>
+    </w:p>
+    <w:p>
+      <w:pPr>
+        <w:pStyle w:val="BodyText"/>
+      </w:pPr>
+      <w:r>
+        <w:t xml:space="preserve">소희: 미로노바 씨 말이 맞아요. 30일 안에 답 못 하면 우리가 나쁜 거예요. 동의해요. 한지수 씨, 적어요.</w:t>
+      </w:r>
+    </w:p>
+    <w:p>
+      <w:pPr>
+        <w:pStyle w:val="BodyText"/>
+      </w:pPr>
+      <w:r>
+        <w:t xml:space="preserve">한지수: 정 팀장님, 죄송한데 이 협상에서 대체 어느 편이세요?</w:t>
+      </w:r>
+    </w:p>
+    <w:p>
+      <w:pPr>
+        <w:pStyle w:val="BodyText"/>
+      </w:pPr>
+      <w:r>
+        <w:t xml:space="preserve">소희: 미로노바 씨처럼 환자 편이에요. 그건 같은 편이니까 다툴 게 없어요.</w:t>
+      </w:r>
+    </w:p>
+    <w:p>
+      <w:pPr>
+        <w:pStyle w:val="BodyText"/>
+      </w:pPr>
+      <w:r>
+        <w:t xml:space="preserve">올가: 한 변호사님, 그것도 적어 주세요. 그 편이 정말 마음에 들어요.</w:t>
+      </w:r>
+    </w:p>
+    <w:p>
+      <w:pPr>
+        <w:pStyle w:val="BodyText"/>
+      </w:pPr>
+      <w:r>
+        <w:t xml:space="preserve">알렉세이: 보험에 대해 질문해도 될까요? 책임 보험은 누가 들어요, 그쪽이에요, 우리예요?</w:t>
+      </w:r>
+    </w:p>
+    <w:p>
+      <w:pPr>
+        <w:pStyle w:val="BodyText"/>
+      </w:pPr>
+      <w:r>
+        <w:t xml:space="preserve">한지수: 각자 자기 몫을 들어요. 우리는 생산을, 여러분은 시장 유통을요. 그런데 여기 제7항에 보험 증권 상호 인정이 있어요. 양측 보험사가 미리 조건을 맞춰서, 서로 「우리 사고가 아니다」라고 하는 상황이 없도록, 우리 사이에 구멍이 남지 않도록 하는 거예요.</w:t>
+      </w:r>
+    </w:p>
+    <w:p>
+      <w:pPr>
+        <w:pStyle w:val="BodyText"/>
+      </w:pPr>
+      <w:r>
+        <w:t xml:space="preserve">이리나: 증권 사이의 구멍 — 감사할 때 봤어요. 증권 두 개, 그 사이엔 빈칸, 그리고 그 빈칸 안에 환자가 있었죠.</w:t>
+      </w:r>
+    </w:p>
+    <w:p>
+      <w:pPr>
+        <w:pStyle w:val="BodyText"/>
+      </w:pPr>
+      <w:r>
+        <w:t xml:space="preserve">한지수: 그래서 제7항이 필요해요. 우리 보험사에는 이미 물어봤고, 조율에 동의했어요.</w:t>
+      </w:r>
+    </w:p>
+    <w:p>
+      <w:pPr>
+        <w:pStyle w:val="BodyText"/>
+      </w:pPr>
+      <w:r>
+        <w:t xml:space="preserve">이리나: 그럼 그 서신을 보여 주세요. 요약이 아니라 서신 자체가 필요해요.</w:t>
+      </w:r>
+    </w:p>
+    <w:p>
+      <w:pPr>
+        <w:pStyle w:val="BodyText"/>
+      </w:pPr>
+      <w:r>
+        <w:t xml:space="preserve">한지수: 여기 있어요. 요청하신 대로 영어로, 서명과 직인까지 있어요.</w:t>
+      </w:r>
+    </w:p>
+    <w:p>
+      <w:pPr>
+        <w:pStyle w:val="BodyText"/>
+      </w:pPr>
+      <w:r>
+        <w:t xml:space="preserve">올가: 그럼 제7항은 합의. 다음, 포장은 누가 책임지죠? 상자도, 홀로그램도, 라벨도 우리 거예요.</w:t>
+      </w:r>
+    </w:p>
+    <w:p>
+      <w:pPr>
+        <w:pStyle w:val="BodyText"/>
+      </w:pPr>
+      <w:r>
+        <w:t xml:space="preserve">소희: 포장은 원주에서 우리가 인쇄해요. 여러분 시안으로, 우리 관리 아래에서. 인쇄소는 새 곳이에요, 예전 그곳이 아니에요.</w:t>
+      </w:r>
+    </w:p>
+    <w:p>
+      <w:pPr>
+        <w:pStyle w:val="BodyText"/>
+      </w:pPr>
+      <w:r>
+        <w:t xml:space="preserve">키릴: 세진 원판을 팔아넘긴 그곳 말고요? 그럼 그 새 인쇄소에 대해 좀 더 자세히 물어봐도 될까요?</w:t>
+      </w:r>
+    </w:p>
+    <w:p>
+      <w:pPr>
+        <w:pStyle w:val="BodyText"/>
+      </w:pPr>
+      <w:r>
+        <w:t xml:space="preserve">소희: 돼요. 인쇄소 감사는 해마다 하고, 내가 직접 해요. 원판은 우리 금고에만 있어요. 글레브 이후로 그렇게 해요.</w:t>
+      </w:r>
+    </w:p>
+    <w:p>
+      <w:pPr>
+        <w:pStyle w:val="BodyText"/>
+      </w:pPr>
+      <w:r>
+        <w:t xml:space="preserve">키릴: 그럼 감사 보고서 사본을 해마다 받고 싶어요. 우리 컴플라이언스용으로요.</w:t>
+      </w:r>
+    </w:p>
+    <w:p>
+      <w:pPr>
+        <w:pStyle w:val="BodyText"/>
+      </w:pPr>
+      <w:r>
+        <w:t xml:space="preserve">소희: 러시아어 사본을 드릴게요. 내가 직접, 서툴지만 번역할게요.</w:t>
+      </w:r>
+    </w:p>
+    <w:p>
+      <w:pPr>
+        <w:pStyle w:val="BodyText"/>
+      </w:pPr>
+      <w:r>
+        <w:t xml:space="preserve">올가: 서툴면 안 돼요. 한국어로 보내 주세요. 우리가 직접, 쉼표 하나하나 번역할게요.</w:t>
+      </w:r>
+    </w:p>
+    <w:p>
+      <w:pPr>
+        <w:pStyle w:val="BodyText"/>
+      </w:pPr>
+      <w:r>
+        <w:t xml:space="preserve">소희: 좋아요, 한국어로 보낼게요. 어차피 그쪽이 나보다 잘 번역할 거예요.</w:t>
+      </w:r>
+    </w:p>
+    <w:p>
+      <w:pPr>
+        <w:pStyle w:val="BodyText"/>
+      </w:pPr>
+      <w:r>
+        <w:t xml:space="preserve">한지수: 이제 제3장, 로트 회수예요. 회수가 필요해지면…</w:t>
+      </w:r>
+    </w:p>
+    <w:p>
+      <w:pPr>
+        <w:pStyle w:val="BodyText"/>
+      </w:pPr>
+      <w:r>
+        <w:t xml:space="preserve">이리나: 잠깐만요, 5분만 주세요. 제7항 이후로 숫자가 바뀌어서 보험을 다시 계산하고 있어요.</w:t>
+      </w:r>
+    </w:p>
+    <w:p>
+      <w:pPr>
+        <w:pStyle w:val="BodyText"/>
+      </w:pPr>
+      <w:r>
+        <w:t xml:space="preserve">한지수: 좋아요, 5분 휴식. 정 팀장님, 커피 갖다 드릴까요?</w:t>
+      </w:r>
+    </w:p>
+    <w:p>
+      <w:pPr>
+        <w:pStyle w:val="BodyText"/>
+      </w:pPr>
+      <w:r>
+        <w:t xml:space="preserve">소희: 아니요, 차가 좋아요. 러시아식으로 레몬 넣어서요. 도윤 씨가 모스크바에선 그게 맞는 거래요.</w:t>
       </w:r>
     </w:p>
     <w:bookmarkEnd w:id="34"/>
@@ -3970,239 +3932,239 @@
         <w:pStyle w:val="FirstParagraph"/>
       </w:pPr>
       <w:r>
-        <w:t xml:space="preserve">한지수: 제3장. 회수. 생산이 원인인 회수는 — 모든 비용을 제조자가 부담. 시장이 원인이면 — 위탁자가.</w:t>
-      </w:r>
-    </w:p>
-    <w:p>
-      <w:pPr>
-        <w:pStyle w:val="BodyText"/>
-      </w:pPr>
-      <w:r>
-        <w:t xml:space="preserve">이리나: 「시장이 원인」은 — 뭐예요?</w:t>
-      </w:r>
-    </w:p>
-    <w:p>
-      <w:pPr>
-        <w:pStyle w:val="BodyText"/>
-      </w:pPr>
-      <w:r>
-        <w:t xml:space="preserve">한지수: 유통사의 부적절한 보관. 위탁자가 만든 표시 오류. 위조.</w:t>
-      </w:r>
-    </w:p>
-    <w:p>
-      <w:pPr>
-        <w:pStyle w:val="BodyText"/>
-      </w:pPr>
-      <w:r>
-        <w:t xml:space="preserve">올가: 위조요? 아니요. 위조는 우리 원인이 아니에요. 위조는 제3자가 해요. 그건 별도 항목이에요.</w:t>
-      </w:r>
-    </w:p>
-    <w:p>
-      <w:pPr>
-        <w:pStyle w:val="BodyText"/>
-      </w:pPr>
-      <w:r>
-        <w:t xml:space="preserve">한지수: 좋아요. 위조 — 비용 반반. 우리 둘 다 피해자니까요.</w:t>
-      </w:r>
-    </w:p>
-    <w:p>
-      <w:pPr>
-        <w:pStyle w:val="BodyText"/>
-      </w:pPr>
-      <w:r>
-        <w:t xml:space="preserve">올가: 반반 — 합의. 그리고 하나 더. 회수 결정은 등록증 보유자가 해요. 즉 우리가. 그쪽이 아니라.</w:t>
-      </w:r>
-    </w:p>
-    <w:p>
-      <w:pPr>
-        <w:pStyle w:val="BodyText"/>
-      </w:pPr>
-      <w:r>
-        <w:t xml:space="preserve">소희: 우리가 아니라고요? 공장에서 문제를 보면 — 내가 직접 회수하고 싶어요. 바로.</w:t>
-      </w:r>
-    </w:p>
-    <w:p>
-      <w:pPr>
-        <w:pStyle w:val="BodyText"/>
-      </w:pPr>
-      <w:r>
-        <w:t xml:space="preserve">올가: 팀장님은 — 우리에게 알려요. 그날 바로. 우리가 — 회수해요. 그날 바로. 법적으로 책임지는 건 보유자예요. 우리 없이 회수하면 — 감독 기관은 우리한테 묻는데, 우리는 아무것도 몰라요.</w:t>
-      </w:r>
-    </w:p>
-    <w:p>
-      <w:pPr>
-        <w:pStyle w:val="BodyText"/>
-      </w:pPr>
-      <w:r>
-        <w:t xml:space="preserve">소희: 그날 바로. 적어요 — 「24시간 이내」.</w:t>
-      </w:r>
-    </w:p>
-    <w:p>
-      <w:pPr>
-        <w:pStyle w:val="BodyText"/>
-      </w:pPr>
-      <w:r>
-        <w:t xml:space="preserve">올가: 12시간.</w:t>
-      </w:r>
-    </w:p>
-    <w:p>
-      <w:pPr>
-        <w:pStyle w:val="BodyText"/>
-      </w:pPr>
-      <w:r>
-        <w:t xml:space="preserve">소희: 12시간. 좋아요. 나 빨라요.</w:t>
-      </w:r>
-    </w:p>
-    <w:p>
-      <w:pPr>
-        <w:pStyle w:val="BodyText"/>
-      </w:pPr>
-      <w:r>
-        <w:t xml:space="preserve">한지수: 제4장. 최소 주문량. 주사기 5천 개.</w:t>
-      </w:r>
-    </w:p>
-    <w:p>
-      <w:pPr>
-        <w:pStyle w:val="BodyText"/>
-      </w:pPr>
-      <w:r>
-        <w:t xml:space="preserve">이리나: 5천 개요? 「라도가」는 새 브랜드예요. 아직 아무도 몰라요. 첫해엔 잘 풀려야 8천 개쯤 팔 거예요. 한 번에 5천 개면 — 1년의 절반 이상이 창고에 있어요. 냉장고에 얼어붙은 돈. 그리고 쌓여 있는 동안에도 흘러가는 유효 기간.</w:t>
-      </w:r>
-    </w:p>
-    <w:p>
-      <w:pPr>
-        <w:pStyle w:val="BodyText"/>
-      </w:pPr>
-      <w:r>
-        <w:t xml:space="preserve">한지수: 5천 개 미만이면 — 라인이 수지가 안 맞아요. 별도 라벨, 별도 포장, 라인 재설정.</w:t>
-      </w:r>
-    </w:p>
-    <w:p>
-      <w:pPr>
-        <w:pStyle w:val="BodyText"/>
-      </w:pPr>
-      <w:r>
-        <w:t xml:space="preserve">이리나: 그럼 2,500개로 하죠. 첫해. 그다음엔 — 5천. 브랜드가 자리 잡으면.</w:t>
-      </w:r>
-    </w:p>
-    <w:p>
-      <w:pPr>
-        <w:pStyle w:val="BodyText"/>
-      </w:pPr>
-      <w:r>
-        <w:t xml:space="preserve">한지수: 3천 개. 첫해. 이게 마지막 제안이에요.</w:t>
-      </w:r>
-    </w:p>
-    <w:p>
-      <w:pPr>
-        <w:pStyle w:val="BodyText"/>
-      </w:pPr>
-      <w:r>
-        <w:t xml:space="preserve">이리나: 3천. 합의. 대신 「세진」 주문과 합칠 권리를 주세요. 한 번 선적 — 물류가 줄어요.</w:t>
-      </w:r>
-    </w:p>
-    <w:p>
-      <w:pPr>
-        <w:pStyle w:val="BodyText"/>
-      </w:pPr>
-      <w:r>
-        <w:t xml:space="preserve">한지수: 그건… 합리적이네요. 좋아요.</w:t>
-      </w:r>
-    </w:p>
-    <w:p>
-      <w:pPr>
-        <w:pStyle w:val="BodyText"/>
-      </w:pPr>
-      <w:r>
-        <w:t xml:space="preserve">도윤: 한지수 씨가 빨리 동의했네. 그건 — 그분도 같은 걸 제안하려 했다는 뜻이야.</w:t>
-      </w:r>
-    </w:p>
-    <w:p>
-      <w:pPr>
-        <w:pStyle w:val="BodyText"/>
-      </w:pPr>
-      <w:r>
-        <w:t xml:space="preserve">한지수: 도윤 씨, 그건 통역이 아니에요. 논평이에요.</w:t>
-      </w:r>
-    </w:p>
-    <w:p>
-      <w:pPr>
-        <w:pStyle w:val="BodyText"/>
-      </w:pPr>
-      <w:r>
-        <w:t xml:space="preserve">도윤: 죄송해요. 정확히 옮기면: 「합리적이네요. 좋아요」.</w:t>
-      </w:r>
-    </w:p>
-    <w:p>
-      <w:pPr>
-        <w:pStyle w:val="BodyText"/>
-      </w:pPr>
-      <w:r>
-        <w:t xml:space="preserve">이리나: 제5장. 가격. 괜찮으면 제가 시작할게요. 「라도가」는 「세진」과 같은 젤이에요. 같은 공장, 같은 라인. 그런데 등록, 브랜드, 출시, 홍보 비용은 우리가 부담해요. 전부. 세진은 부담 안 해요. 그러니까 우리에 대한 생산 단가는 높을 게 아니라 낮아야 해요.</w:t>
-      </w:r>
-    </w:p>
-    <w:p>
-      <w:pPr>
-        <w:pStyle w:val="BodyText"/>
-      </w:pPr>
-      <w:r>
-        <w:t xml:space="preserve">한지수: 낮게요? 반대예요. 별도 포장 라인. 별도 관리. 별도 샘플 보관. 가격 — 플러스 5퍼센트.</w:t>
-      </w:r>
-    </w:p>
-    <w:p>
-      <w:pPr>
-        <w:pStyle w:val="BodyText"/>
-      </w:pPr>
-      <w:r>
-        <w:t xml:space="preserve">이리나: 플러스 5? 그럼 「라도가」를 「세진」보다 비싸게 팔게 돼요. 의사들이 물을 거예요: 뭐 때문에?</w:t>
-      </w:r>
-    </w:p>
-    <w:p>
-      <w:pPr>
-        <w:pStyle w:val="BodyText"/>
-      </w:pPr>
-      <w:r>
-        <w:t xml:space="preserve">올가: 잠깐. 바르바라가 — 「더 위에」라고 했잖아. 비싼 게 맞는 걸 수도 있지 않아?</w:t>
-      </w:r>
-    </w:p>
-    <w:p>
-      <w:pPr>
-        <w:pStyle w:val="BodyText"/>
-      </w:pPr>
-      <w:r>
-        <w:t xml:space="preserve">이리나: 비싼 이유가 — 생산이 비싸서는 아니에요. 비싼 이유는 — 「시술 이후」 때문이죠. 다른 돈이에요. 앞의 돈은 — 세진에게. 뒤의 돈은 — 환자들에게.</w:t>
-      </w:r>
-    </w:p>
-    <w:p>
-      <w:pPr>
-        <w:pStyle w:val="BodyText"/>
-      </w:pPr>
-      <w:r>
-        <w:t xml:space="preserve">한지수: 그럼 절충안. 「세진」과 같은 가격. 플러스 5 없이. 대신 3년 차부터 — 재검토.</w:t>
-      </w:r>
-    </w:p>
-    <w:p>
-      <w:pPr>
-        <w:pStyle w:val="BodyText"/>
-      </w:pPr>
-      <w:r>
-        <w:t xml:space="preserve">이리나: 3년 차부터. 제가 쓰는 공식으로. 기분이 아니라.</w:t>
-      </w:r>
-    </w:p>
-    <w:p>
-      <w:pPr>
-        <w:pStyle w:val="BodyText"/>
-      </w:pPr>
-      <w:r>
-        <w:t xml:space="preserve">한지수: 우리가 함께 쓰는 공식으로.</w:t>
-      </w:r>
-    </w:p>
-    <w:p>
-      <w:pPr>
-        <w:pStyle w:val="BodyText"/>
-      </w:pPr>
-      <w:r>
-        <w:t xml:space="preserve">이리나: 함께. 합의. 대표님 말씀처럼 — 「거의」.</w:t>
+        <w:t xml:space="preserve">한지수: 제3장, 회수. 생산이 원인인 회수는 모든 비용을 제조자가 부담하고, 시장이 원인이면 위탁자가 부담해요.</w:t>
+      </w:r>
+    </w:p>
+    <w:p>
+      <w:pPr>
+        <w:pStyle w:val="BodyText"/>
+      </w:pPr>
+      <w:r>
+        <w:t xml:space="preserve">이리나: 「시장이 원인」은 정확히 뭐예요? 어떤 경우가 여기 들어가는지 알아야 해요.</w:t>
+      </w:r>
+    </w:p>
+    <w:p>
+      <w:pPr>
+        <w:pStyle w:val="BodyText"/>
+      </w:pPr>
+      <w:r>
+        <w:t xml:space="preserve">한지수: 예를 들어 유통사의 부적절한 보관, 위탁자가 만든 표시 오류, 아니면 위조요.</w:t>
+      </w:r>
+    </w:p>
+    <w:p>
+      <w:pPr>
+        <w:pStyle w:val="BodyText"/>
+      </w:pPr>
+      <w:r>
+        <w:t xml:space="preserve">올가: 위조요? 아니요, 위조는 우리 원인이 아니에요. 위조는 제3자가 하니까요. 그건 별도 항목이어야 해요.</w:t>
+      </w:r>
+    </w:p>
+    <w:p>
+      <w:pPr>
+        <w:pStyle w:val="BodyText"/>
+      </w:pPr>
+      <w:r>
+        <w:t xml:space="preserve">한지수: 좋아요. 그럼 위조는 비용 반반. 우리 둘 다 피해자니까 그게 공정하겠죠.</w:t>
+      </w:r>
+    </w:p>
+    <w:p>
+      <w:pPr>
+        <w:pStyle w:val="BodyText"/>
+      </w:pPr>
+      <w:r>
+        <w:t xml:space="preserve">올가: 반반 — 합의. 그리고 하나 더. 회수 결정은 등록증 보유자, 즉 그쪽이 아니라 우리가 해요.</w:t>
+      </w:r>
+    </w:p>
+    <w:p>
+      <w:pPr>
+        <w:pStyle w:val="BodyText"/>
+      </w:pPr>
+      <w:r>
+        <w:t xml:space="preserve">소희: 우리가 아니라고요? 그래도 공장에서 문제를 보면 내가 직접, 바로 회수하고 싶어요.</w:t>
+      </w:r>
+    </w:p>
+    <w:p>
+      <w:pPr>
+        <w:pStyle w:val="BodyText"/>
+      </w:pPr>
+      <w:r>
+        <w:t xml:space="preserve">올가: 팀장님은 그날 바로 우리에게 알리고, 우리가 그날 바로 회수해요. 법적으로 책임지는 건 보유자라서, 우리 없이 회수하면 감독 기관은 바로 우리한테 묻는데, 우리는 아무것도 모르고 아무 설명도 못 하게 돼요.</w:t>
+      </w:r>
+    </w:p>
+    <w:p>
+      <w:pPr>
+        <w:pStyle w:val="BodyText"/>
+      </w:pPr>
+      <w:r>
+        <w:t xml:space="preserve">소희: 그날 바로, 좋아요. 그럼 이렇게 적어요. 「24시간 이내」.</w:t>
+      </w:r>
+    </w:p>
+    <w:p>
+      <w:pPr>
+        <w:pStyle w:val="BodyText"/>
+      </w:pPr>
+      <w:r>
+        <w:t xml:space="preserve">올가: 아니요, 12시간으로 하죠. 환자에게는 한 시간 한 시간이 중요하니까요.</w:t>
+      </w:r>
+    </w:p>
+    <w:p>
+      <w:pPr>
+        <w:pStyle w:val="BodyText"/>
+      </w:pPr>
+      <w:r>
+        <w:t xml:space="preserve">소희: 12시간, 좋아요, 동의해요. 나 일 빨리 해요, 보시게 될 거예요.</w:t>
+      </w:r>
+    </w:p>
+    <w:p>
+      <w:pPr>
+        <w:pStyle w:val="BodyText"/>
+      </w:pPr>
+      <w:r>
+        <w:t xml:space="preserve">한지수: 제4장, 최소 주문량. 저희는 주사기 5천 개를 제안해요.</w:t>
+      </w:r>
+    </w:p>
+    <w:p>
+      <w:pPr>
+        <w:pStyle w:val="BodyText"/>
+      </w:pPr>
+      <w:r>
+        <w:t xml:space="preserve">이리나: 5천 개요? 「라도가」는 새 브랜드라 아직 아무도 몰라요. 첫해엔 잘 풀려야 8천 개쯤 팔 거예요. 한 번에 5천 개면 1년의 절반 이상이 창고에 있다는 거고, 그건 냉장고에 얼어붙은 돈이고, 쌓여 있는 동안에도 흘러가는 유효 기간이에요.</w:t>
+      </w:r>
+    </w:p>
+    <w:p>
+      <w:pPr>
+        <w:pStyle w:val="BodyText"/>
+      </w:pPr>
+      <w:r>
+        <w:t xml:space="preserve">한지수: 5천 개 미만이면 라인이 수지가 안 맞아요. 별도 라벨, 별도 포장, 라인 재설정이 필요하거든요.</w:t>
+      </w:r>
+    </w:p>
+    <w:p>
+      <w:pPr>
+        <w:pStyle w:val="BodyText"/>
+      </w:pPr>
+      <w:r>
+        <w:t xml:space="preserve">이리나: 그럼 첫해엔 2,500개로 하고, 브랜드가 자리 잡으면 그다음에 5천 개로 하죠.</w:t>
+      </w:r>
+    </w:p>
+    <w:p>
+      <w:pPr>
+        <w:pStyle w:val="BodyText"/>
+      </w:pPr>
+      <w:r>
+        <w:t xml:space="preserve">한지수: 첫해 3천 개. 이게 저희 마지막 제안이에요, 이리나 씨.</w:t>
+      </w:r>
+    </w:p>
+    <w:p>
+      <w:pPr>
+        <w:pStyle w:val="BodyText"/>
+      </w:pPr>
+      <w:r>
+        <w:t xml:space="preserve">이리나: 3천 개 — 합의. 대신 「세진」 주문과 합칠 권리를 주세요. 한 번에 선적하면 물류가 줄어드니까요.</w:t>
+      </w:r>
+    </w:p>
+    <w:p>
+      <w:pPr>
+        <w:pStyle w:val="BodyText"/>
+      </w:pPr>
+      <w:r>
+        <w:t xml:space="preserve">한지수: 그건… 인정할 수밖에 없네요, 합리적이에요. 네, 동의해요.</w:t>
+      </w:r>
+    </w:p>
+    <w:p>
+      <w:pPr>
+        <w:pStyle w:val="BodyText"/>
+      </w:pPr>
+      <w:r>
+        <w:t xml:space="preserve">도윤: 한지수 씨가 아주 빨리 동의했네. 그건 그분도 같은 걸 제안하려 했다는 뜻이야.</w:t>
+      </w:r>
+    </w:p>
+    <w:p>
+      <w:pPr>
+        <w:pStyle w:val="BodyText"/>
+      </w:pPr>
+      <w:r>
+        <w:t xml:space="preserve">한지수: 도윤 씨, 그건 통역이 아니라 논평이에요. 제가 하는 말만 옮겨 주세요.</w:t>
+      </w:r>
+    </w:p>
+    <w:p>
+      <w:pPr>
+        <w:pStyle w:val="BodyText"/>
+      </w:pPr>
+      <w:r>
+        <w:t xml:space="preserve">도윤: 죄송해요. 정확히, 한 마디 한 마디 옮기면: 「합리적이네요. 좋아요」.</w:t>
+      </w:r>
+    </w:p>
+    <w:p>
+      <w:pPr>
+        <w:pStyle w:val="BodyText"/>
+      </w:pPr>
+      <w:r>
+        <w:t xml:space="preserve">이리나: 제5장, 가격. 괜찮으면 제가 시작할게요. 「라도가」는 「세진」과 같은 젤이에요. 같은 공장, 같은 라인. 그런데 등록, 브랜드, 출시, 홍보 비용은 전부 우리가 부담하고, 세진은 부담 안 해요. 그러니까 우리에 대한 생산 단가는 높을 게 아니라 낮아야 해요.</w:t>
+      </w:r>
+    </w:p>
+    <w:p>
+      <w:pPr>
+        <w:pStyle w:val="BodyText"/>
+      </w:pPr>
+      <w:r>
+        <w:t xml:space="preserve">한지수: 낮게요? 오히려 반대예요. 별도 포장 라인, 별도 관리, 별도 샘플 보관. 그래서 가격은 플러스 5퍼센트예요.</w:t>
+      </w:r>
+    </w:p>
+    <w:p>
+      <w:pPr>
+        <w:pStyle w:val="BodyText"/>
+      </w:pPr>
+      <w:r>
+        <w:t xml:space="preserve">이리나: 플러스 5요? 그럼 「라도가」를 「세진」보다 비싸게 팔아야 하고, 의사들이 물을 거예요. 뭐 때문에?</w:t>
+      </w:r>
+    </w:p>
+    <w:p>
+      <w:pPr>
+        <w:pStyle w:val="BodyText"/>
+      </w:pPr>
+      <w:r>
+        <w:t xml:space="preserve">올가: 잠깐, 바르바라가 「더 위에」라고 했잖아. 비싼 게 오히려 우리한테 맞는 걸 수도 있지 않아?</w:t>
+      </w:r>
+    </w:p>
+    <w:p>
+      <w:pPr>
+        <w:pStyle w:val="BodyText"/>
+      </w:pPr>
+      <w:r>
+        <w:t xml:space="preserve">이리나: 비싸야죠, 하지만 생산이 비싸서가 아니라 「시술 이후」 때문에요. 다른 돈이에요. 앞의 돈은 세진에게 가고, 뒤의 돈은 환자들을 위해 쓰여요.</w:t>
+      </w:r>
+    </w:p>
+    <w:p>
+      <w:pPr>
+        <w:pStyle w:val="BodyText"/>
+      </w:pPr>
+      <w:r>
+        <w:t xml:space="preserve">한지수: 그럼 절충안이요. 「세진」과 같은 가격, 플러스 5퍼센트 없이. 대신 3년 차부터 재검토.</w:t>
+      </w:r>
+    </w:p>
+    <w:p>
+      <w:pPr>
+        <w:pStyle w:val="BodyText"/>
+      </w:pPr>
+      <w:r>
+        <w:t xml:space="preserve">이리나: 3년 차부터요. 단, 누구의 기분이 아니라 제가 쓰는 공식으로요.</w:t>
+      </w:r>
+    </w:p>
+    <w:p>
+      <w:pPr>
+        <w:pStyle w:val="BodyText"/>
+      </w:pPr>
+      <w:r>
+        <w:t xml:space="preserve">한지수: 양쪽 모두에게 공정하도록, 우리가 함께 쓰는 공식으로요.</w:t>
+      </w:r>
+    </w:p>
+    <w:p>
+      <w:pPr>
+        <w:pStyle w:val="BodyText"/>
+      </w:pPr>
+      <w:r>
+        <w:t xml:space="preserve">이리나: 함께 — 합의. 대표님 말씀처럼 「거의」지만, 이번엔 거의 다예요.</w:t>
       </w:r>
     </w:p>
     <w:bookmarkEnd w:id="35"/>
@@ -4220,199 +4182,199 @@
         <w:pStyle w:val="FirstParagraph"/>
       </w:pPr>
       <w:r>
-        <w:t xml:space="preserve">한지수: 제6장. 기간과 해지. 5년 뒤 떠날 권리 — 적혀 있어요.</w:t>
-      </w:r>
-    </w:p>
-    <w:p>
-      <w:pPr>
-        <w:pStyle w:val="BodyText"/>
-      </w:pPr>
-      <w:r>
-        <w:t xml:space="preserve">올가: 적혀 있죠. 그런데 문제가 있어요. 떠나서 — 어디로? 브랜드는 — 우리 거. 등록증은 — 우리 거. 그런데 성분과 기술은 — 그쪽 거예요. 5년 뒤 우리는 권리, 브랜드, 등록증을 들고 — 빈 상자와 함께 떠나요. 어떤 다른 공장도 성분 없이 「라도가」를 못 만들어요. 종이 위의 권리지, 현실의 권리가 아니에요.</w:t>
-      </w:r>
-    </w:p>
-    <w:p>
-      <w:pPr>
-        <w:pStyle w:val="BodyText"/>
-      </w:pPr>
-      <w:r>
-        <w:t xml:space="preserve">한지수: 성분은 원주를 떠나지 않아요. 절대로. 협상 대상이 아니에요. 대표님이 따로 말씀하셨어요.</w:t>
-      </w:r>
-    </w:p>
-    <w:p>
-      <w:pPr>
-        <w:pStyle w:val="BodyText"/>
-      </w:pPr>
-      <w:r>
-        <w:t xml:space="preserve">올가: 성분을 달라는 게 아니에요, 한 변호사님. 알렉세이가 대표님께 말했죠: 성분이 아니라 권리를 달라고. 대표님이 동의하셨어요. 하지만 성분 없는 권리는 — 빈 상자에 대한 권리예요. 난 변호사예요. 이행할 수 없는 권리엔 서명하지 않아요. 권리가 없는 것보다 나빠요.</w:t>
-      </w:r>
-    </w:p>
-    <w:p>
-      <w:pPr>
-        <w:pStyle w:val="BodyText"/>
-      </w:pPr>
-      <w:r>
-        <w:t xml:space="preserve">한지수: 그럼 교착 상태네요. 우리는 성분을 못 줘요. 여러분은 그것 없이 못 떠나고요.</w:t>
-      </w:r>
-    </w:p>
-    <w:p>
-      <w:pPr>
-        <w:pStyle w:val="BodyText"/>
-      </w:pPr>
-      <w:r>
-        <w:t xml:space="preserve">이리나: 교착. 41페이지는 합의. 한 페이지가 — 안 돼요.</w:t>
-      </w:r>
-    </w:p>
-    <w:p>
-      <w:pPr>
-        <w:pStyle w:val="BodyText"/>
-      </w:pPr>
-      <w:r>
-        <w:t xml:space="preserve">한지수: 대표님이 그러셨어요: 성분은 — 당신 인생이라고. 30년. 여러분의 판지처럼.</w:t>
-      </w:r>
-    </w:p>
-    <w:p>
-      <w:pPr>
-        <w:pStyle w:val="BodyText"/>
-      </w:pPr>
-      <w:r>
-        <w:t xml:space="preserve">알렉세이: 이해해요. 나도 판지는 아무한테도 안 줘요. 휴식할까요? 10분?</w:t>
-      </w:r>
-    </w:p>
-    <w:p>
-      <w:pPr>
-        <w:pStyle w:val="BodyText"/>
-      </w:pPr>
-      <w:r>
-        <w:t xml:space="preserve">소희: 아니요. 휴식 필요 없어요. 내가 말해도 돼요? 아이디어가 있어요. 간단해요. 한국식.</w:t>
-      </w:r>
-    </w:p>
-    <w:p>
-      <w:pPr>
-        <w:pStyle w:val="BodyText"/>
-      </w:pPr>
-      <w:r>
-        <w:t xml:space="preserve">한지수: 정 팀장님, 이건 법적인 문제예요.</w:t>
-      </w:r>
-    </w:p>
-    <w:p>
-      <w:pPr>
-        <w:pStyle w:val="BodyText"/>
-      </w:pPr>
-      <w:r>
-        <w:t xml:space="preserve">소희: 법적이죠. 그런데 아이디어는 — 엔지니어식이에요. 성분은 — 금고에 있어요. 다른 금고에 두면 돼요. 공증인에게.</w:t>
-      </w:r>
-    </w:p>
-    <w:p>
-      <w:pPr>
-        <w:pStyle w:val="BodyText"/>
-      </w:pPr>
-      <w:r>
-        <w:t xml:space="preserve">올가: 예치. 에스크로. 기술 문서를 예치하자는 거예요?</w:t>
-      </w:r>
-    </w:p>
-    <w:p>
-      <w:pPr>
-        <w:pStyle w:val="BodyText"/>
-      </w:pPr>
-      <w:r>
-        <w:t xml:space="preserve">소희: 네. 예치. 우리는 안 줘요. 그쪽은 안 가져가요. 공증인이 보관해요. 열어요 — 조건이 있을 때만.</w:t>
-      </w:r>
-    </w:p>
-    <w:p>
-      <w:pPr>
-        <w:pStyle w:val="BodyText"/>
-      </w:pPr>
-      <w:r>
-        <w:t xml:space="preserve">한지수: 어떤 조건이요?</w:t>
-      </w:r>
-    </w:p>
-    <w:p>
-      <w:pPr>
-        <w:pStyle w:val="BodyText"/>
-      </w:pPr>
-      <w:r>
-        <w:t xml:space="preserve">소희: 세 개. 파산. 6개월간 공급 없음. 법원이 — 품질이 나쁘다고 판단.</w:t>
-      </w:r>
-    </w:p>
-    <w:p>
-      <w:pPr>
-        <w:pStyle w:val="BodyText"/>
-      </w:pPr>
-      <w:r>
-        <w:t xml:space="preserve">이리나: 파산, 공급 중단, 법원 판결. 계산할 수 있는 위험들이네요.</w:t>
-      </w:r>
-    </w:p>
-    <w:p>
-      <w:pPr>
-        <w:pStyle w:val="BodyText"/>
-      </w:pPr>
-      <w:r>
-        <w:t xml:space="preserve">올가: 그럼 5년 뒤는요? 우리가 그냥 떠나고 싶으면요? 그쪽 잘못 없이?</w:t>
-      </w:r>
-    </w:p>
-    <w:p>
-      <w:pPr>
-        <w:pStyle w:val="BodyText"/>
-      </w:pPr>
-      <w:r>
-        <w:t xml:space="preserve">소희: 그럼 — 성분 없이. 우리가 좋으면 — 성분은 우리 거. 브랜드를 갖고 떠나세요. 그게 정직해요.</w:t>
-      </w:r>
-    </w:p>
-    <w:p>
-      <w:pPr>
-        <w:pStyle w:val="BodyText"/>
-      </w:pPr>
-      <w:r>
-        <w:t xml:space="preserve">올가: 그건… 정직하네요. 그쪽이 좋으면 — 성분은 그쪽 거. 나쁘면 — 성분은 우리 거. 마음에 들어요. 거꾸로 된 추정이네요.</w:t>
-      </w:r>
-    </w:p>
-    <w:p>
-      <w:pPr>
-        <w:pStyle w:val="BodyText"/>
-      </w:pPr>
-      <w:r>
-        <w:t xml:space="preserve">키릴: 봉투 안에 진짜 성분이 들어 있는지는 누가 확인해요?</w:t>
-      </w:r>
-    </w:p>
-    <w:p>
-      <w:pPr>
-        <w:pStyle w:val="BodyText"/>
-      </w:pPr>
-      <w:r>
-        <w:t xml:space="preserve">소희: 그쪽이요. 와서. 봉인하는 걸 봐요. 영상. 서명. 함께.</w:t>
-      </w:r>
-    </w:p>
-    <w:p>
-      <w:pPr>
-        <w:pStyle w:val="BodyText"/>
-      </w:pPr>
-      <w:r>
-        <w:t xml:space="preserve">한지수: 대표님께 전화해야 해요. 대표님 결정이에요. 내 결정이 아니라.</w:t>
-      </w:r>
-    </w:p>
-    <w:p>
-      <w:pPr>
-        <w:pStyle w:val="BodyText"/>
-      </w:pPr>
-      <w:r>
-        <w:t xml:space="preserve">도윤: 내가 걸게. 서울은 새벽 1시야. 안 주무셔. 기다리셔.</w:t>
-      </w:r>
-    </w:p>
-    <w:p>
-      <w:pPr>
-        <w:pStyle w:val="BodyText"/>
-      </w:pPr>
-      <w:r>
-        <w:t xml:space="preserve">한지수: 늘 미리 아세요. 가끔 짜증 나요.</w:t>
-      </w:r>
-    </w:p>
-    <w:p>
-      <w:pPr>
-        <w:pStyle w:val="BodyText"/>
-      </w:pPr>
-      <w:r>
-        <w:t xml:space="preserve">도윤: 대표님 말씀: 「소희가 생각해 냈어? 그럼 됐어. 소희는 나쁜 생각을 한 적이 없어」. 그리고 — 웃으셔. 이렇게 말씀하셔: 「20년 동안 모든 회의에서 침묵했지. 20년 동안 언제 말할지 기다렸어. 그냥 모스크바로 보냈어야 했어. 눈 속으로」. 정확한 통역이에요. 보태지 않았어요.</w:t>
+        <w:t xml:space="preserve">한지수: 제6장, 기간과 해지. 5년 뒤 떠날 권리는 적혀 있어요.</w:t>
+      </w:r>
+    </w:p>
+    <w:p>
+      <w:pPr>
+        <w:pStyle w:val="BodyText"/>
+      </w:pPr>
+      <w:r>
+        <w:t xml:space="preserve">올가: 적혀 있죠. 그런데 문제가 있어요. 떠나서 어디로 가죠? 브랜드도, 등록증도 우리 거지만 성분과 기술은 그쪽 거예요. 5년 뒤 우리는 권리, 브랜드, 등록증을 들고 빈 상자와 함께 떠나요. 어떤 다른 공장도 성분 없이 「라도가」를 못 만드니까요. 종이 위의 권리지, 현실의 권리가 아니에요.</w:t>
+      </w:r>
+    </w:p>
+    <w:p>
+      <w:pPr>
+        <w:pStyle w:val="BodyText"/>
+      </w:pPr>
+      <w:r>
+        <w:t xml:space="preserve">한지수: 성분은 절대로 원주를 떠나지 않아요. 협상 대상이 아니에요. 대표님이 따로 말씀하셨어요.</w:t>
+      </w:r>
+    </w:p>
+    <w:p>
+      <w:pPr>
+        <w:pStyle w:val="BodyText"/>
+      </w:pPr>
+      <w:r>
+        <w:t xml:space="preserve">올가: 성분을 달라는 게 아니에요, 한 변호사님. 알렉세이가 대표님께 성분이 아니라 권리를 달라고 했고, 대표님이 동의하셨어요. 하지만 성분 없는 권리는 빈 상자에 대한 권리예요. 난 변호사고, 이행할 수 없는 권리엔 서명하지 않아요. 그건 권리가 없는 것보다 나쁘니까요.</w:t>
+      </w:r>
+    </w:p>
+    <w:p>
+      <w:pPr>
+        <w:pStyle w:val="BodyText"/>
+      </w:pPr>
+      <w:r>
+        <w:t xml:space="preserve">한지수: 그럼 교착 상태네요. 우리는 성분을 못 주고, 여러분은 그것 없이 못 떠나고요.</w:t>
+      </w:r>
+    </w:p>
+    <w:p>
+      <w:pPr>
+        <w:pStyle w:val="BodyText"/>
+      </w:pPr>
+      <w:r>
+        <w:t xml:space="preserve">이리나: 교착이네요. 41페이지는 합의됐는데, 한 페이지가 안 돼요.</w:t>
+      </w:r>
+    </w:p>
+    <w:p>
+      <w:pPr>
+        <w:pStyle w:val="BodyText"/>
+      </w:pPr>
+      <w:r>
+        <w:t xml:space="preserve">한지수: 대표님이 성분은 당신 인생, 30년의 일이라고 하셨어요. 여러분의 판지처럼요.</w:t>
+      </w:r>
+    </w:p>
+    <w:p>
+      <w:pPr>
+        <w:pStyle w:val="BodyText"/>
+      </w:pPr>
+      <w:r>
+        <w:t xml:space="preserve">알렉세이: 이해해요. 나도 판지는 아무한테도 안 줄 거예요. 10분쯤 휴식할까요?</w:t>
+      </w:r>
+    </w:p>
+    <w:p>
+      <w:pPr>
+        <w:pStyle w:val="BodyText"/>
+      </w:pPr>
+      <w:r>
+        <w:t xml:space="preserve">소희: 아니요, 휴식 필요 없어요. 내가 말해도 돼요? 아이디어가 있어요. 간단하고, 한국식이에요.</w:t>
+      </w:r>
+    </w:p>
+    <w:p>
+      <w:pPr>
+        <w:pStyle w:val="BodyText"/>
+      </w:pPr>
+      <w:r>
+        <w:t xml:space="preserve">한지수: 정 팀장님, 이건 기술 문제가 아니라 법적인 문제예요. 아시잖아요.</w:t>
+      </w:r>
+    </w:p>
+    <w:p>
+      <w:pPr>
+        <w:pStyle w:val="BodyText"/>
+      </w:pPr>
+      <w:r>
+        <w:t xml:space="preserve">소희: 문제는 법적이지만, 아이디어는 엔지니어식이에요. 성분은 금고에 있어요. 그러니까 다른 금고, 공증인 금고에 두면 돼요.</w:t>
+      </w:r>
+    </w:p>
+    <w:p>
+      <w:pPr>
+        <w:pStyle w:val="BodyText"/>
+      </w:pPr>
+      <w:r>
+        <w:t xml:space="preserve">올가: 예치, 에스크로요? 기술 문서를 제3자에게 예치하자는 거예요?</w:t>
+      </w:r>
+    </w:p>
+    <w:p>
+      <w:pPr>
+        <w:pStyle w:val="BodyText"/>
+      </w:pPr>
+      <w:r>
+        <w:t xml:space="preserve">소희: 네, 예치. 우리는 안 주고, 그쪽은 안 가져가고, 공증인이 보관해요. 조건이 있을 때만 열어요.</w:t>
+      </w:r>
+    </w:p>
+    <w:p>
+      <w:pPr>
+        <w:pStyle w:val="BodyText"/>
+      </w:pPr>
+      <w:r>
+        <w:t xml:space="preserve">한지수: 어떤 조건이요? 아주 정확하게 적어야 해요.</w:t>
+      </w:r>
+    </w:p>
+    <w:p>
+      <w:pPr>
+        <w:pStyle w:val="BodyText"/>
+      </w:pPr>
+      <w:r>
+        <w:t xml:space="preserve">소희: 조건은 세 개예요. 파산, 6개월간 공급 없음, 그리고 법원이 품질이 나쁘다고 판단했을 때.</w:t>
+      </w:r>
+    </w:p>
+    <w:p>
+      <w:pPr>
+        <w:pStyle w:val="BodyText"/>
+      </w:pPr>
+      <w:r>
+        <w:t xml:space="preserve">이리나: 파산, 공급 중단, 법원 판결 — 제가 계산할 수 있는 위험들이네요.</w:t>
+      </w:r>
+    </w:p>
+    <w:p>
+      <w:pPr>
+        <w:pStyle w:val="BodyText"/>
+      </w:pPr>
+      <w:r>
+        <w:t xml:space="preserve">올가: 그럼 5년 뒤에 그쪽 잘못이 전혀 없이 우리가 그냥 떠나고 싶으면 어떻게 돼요?</w:t>
+      </w:r>
+    </w:p>
+    <w:p>
+      <w:pPr>
+        <w:pStyle w:val="BodyText"/>
+      </w:pPr>
+      <w:r>
+        <w:t xml:space="preserve">소희: 그럼 성분 없이 떠나요. 우리가 좋으면 성분은 우리 거고, 그쪽은 브랜드를 갖고 떠나요. 그게 정직해요.</w:t>
+      </w:r>
+    </w:p>
+    <w:p>
+      <w:pPr>
+        <w:pStyle w:val="BodyText"/>
+      </w:pPr>
+      <w:r>
+        <w:t xml:space="preserve">올가: 그건… 정직하네요. 그쪽이 좋으면 성분은 그쪽 거, 나쁘면 성분은 우리 거. 마음에 들어요. 거꾸로 된 추정이니까요.</w:t>
+      </w:r>
+    </w:p>
+    <w:p>
+      <w:pPr>
+        <w:pStyle w:val="BodyText"/>
+      </w:pPr>
+      <w:r>
+        <w:t xml:space="preserve">키릴: 봉투 안에 다른 게 아니라 진짜 성분이 들어 있는지는 누가 확인해요?</w:t>
+      </w:r>
+    </w:p>
+    <w:p>
+      <w:pPr>
+        <w:pStyle w:val="BodyText"/>
+      </w:pPr>
+      <w:r>
+        <w:t xml:space="preserve">소희: 그쪽이 확인해요. 와서 우리가 봉인하는 걸 봐요. 영상도, 서명도 함께 남겨요.</w:t>
+      </w:r>
+    </w:p>
+    <w:p>
+      <w:pPr>
+        <w:pStyle w:val="BodyText"/>
+      </w:pPr>
+      <w:r>
+        <w:t xml:space="preserve">한지수: 대표님께 전화해야 해요. 제 결정이 아니라 대표님 결정이니까요.</w:t>
+      </w:r>
+    </w:p>
+    <w:p>
+      <w:pPr>
+        <w:pStyle w:val="BodyText"/>
+      </w:pPr>
+      <w:r>
+        <w:t xml:space="preserve">도윤: 내가 걸게. 서울은 지금 새벽 1시지만, 안 주무셔. 우리 전화를 기다리셔.</w:t>
+      </w:r>
+    </w:p>
+    <w:p>
+      <w:pPr>
+        <w:pStyle w:val="BodyText"/>
+      </w:pPr>
+      <w:r>
+        <w:t xml:space="preserve">한지수: 대표님은 늘 모든 걸 미리 아세요. 솔직히 가끔 짜증 나요.</w:t>
+      </w:r>
+    </w:p>
+    <w:p>
+      <w:pPr>
+        <w:pStyle w:val="BodyText"/>
+      </w:pPr>
+      <w:r>
+        <w:t xml:space="preserve">도윤: 대표님 말씀: 「소희가 생각해 냈어? 그럼 됐어. 소희는 나쁜 생각을 한 적이 없어」. 그리고 웃으시면서 이렇게 말씀하셔: 「20년 동안 모든 회의에서 침묵했고, 20년 동안 언제 말할지 기다렸어. 그냥 모스크바로, 눈 속으로 보냈어야 했어」. 정확한 통역이에요, 보태지 않았어요.</w:t>
       </w:r>
     </w:p>
     <w:bookmarkEnd w:id="36"/>
@@ -4430,119 +4392,119 @@
         <w:pStyle w:val="FirstParagraph"/>
       </w:pPr>
       <w:r>
-        <w:t xml:space="preserve">올가: 정 팀장님, 계약은 끝났어요. 42페이지. 이제 계약 말고 다른 얘기를 해도 돼요.</w:t>
-      </w:r>
-    </w:p>
-    <w:p>
-      <w:pPr>
-        <w:pStyle w:val="BodyText"/>
-      </w:pPr>
-      <w:r>
-        <w:t xml:space="preserve">소희: 20년 동안 서류를 써요. 아무도 안 읽어요. 사장님은 안 읽고 서명해요.</w:t>
-      </w:r>
-    </w:p>
-    <w:p>
-      <w:pPr>
-        <w:pStyle w:val="BodyText"/>
-      </w:pPr>
-      <w:r>
-        <w:t xml:space="preserve">올가: 난 모든 페이지를 읽어요. 세 번.</w:t>
-      </w:r>
-    </w:p>
-    <w:p>
-      <w:pPr>
-        <w:pStyle w:val="BodyText"/>
-      </w:pPr>
-      <w:r>
-        <w:t xml:space="preserve">소희: 네. 6년 전에 질문 40개를 보내셨죠. 울었어요. 나쁜 사람인 줄 알았어요.</w:t>
-      </w:r>
-    </w:p>
-    <w:p>
-      <w:pPr>
-        <w:pStyle w:val="BodyText"/>
-      </w:pPr>
-      <w:r>
-        <w:t xml:space="preserve">올가: 그다음엔요?</w:t>
-      </w:r>
-    </w:p>
-    <w:p>
-      <w:pPr>
-        <w:pStyle w:val="BodyText"/>
-      </w:pPr>
-      <w:r>
-        <w:t xml:space="preserve">소희: 그다음엔 알았어요: 이 사람은 15년 만에 처음으로 전부를 읽은 사람이구나. 마지막 표까지. 각주까지. 행복했어요. 저녁 내내. 남편이 물었어요: 무슨 일 있어? 내가: 러시아 변호사가 질문 40개를 보냈어. 남편은 이해 못 했어요. 이상하죠? 질문 40개 — 그런데 행복해요.</w:t>
-      </w:r>
-    </w:p>
-    <w:p>
-      <w:pPr>
-        <w:pStyle w:val="BodyText"/>
-      </w:pPr>
-      <w:r>
-        <w:t xml:space="preserve">올가: 안 이상해요. 우린 같은 종족이에요, 정 팀장님. 우리를 확인하는 사람을 사랑하죠.</w:t>
-      </w:r>
-    </w:p>
-    <w:p>
-      <w:pPr>
-        <w:pStyle w:val="BodyText"/>
-      </w:pPr>
-      <w:r>
-        <w:t xml:space="preserve">소희: 그냥 — 소희라고 해요. 그냥 소희. 한국에선 안 되는데. 여긴 — 모스크바. 눈.</w:t>
-      </w:r>
-    </w:p>
-    <w:p>
-      <w:pPr>
-        <w:pStyle w:val="BodyText"/>
-      </w:pPr>
-      <w:r>
-        <w:t xml:space="preserve">올가: 그럼 — 올가. 페트로브나 없이. 모스크바에서도 첫날부터는 안 되는 거예요. 그래도 우린 — 규칙 위반자들이니까.</w:t>
-      </w:r>
-    </w:p>
-    <w:p>
-      <w:pPr>
-        <w:pStyle w:val="BodyText"/>
-      </w:pPr>
-      <w:r>
-        <w:t xml:space="preserve">소희: 올가. 좋아요. 오늘 에스크로를 생각해 냈어요. 20년 만에 처음 — 회의에서 아이디어. 나 마흔일곱이에요.</w:t>
-      </w:r>
-    </w:p>
-    <w:p>
-      <w:pPr>
-        <w:pStyle w:val="BodyText"/>
-      </w:pPr>
-      <w:r>
-        <w:t xml:space="preserve">올가: 딱 좋은 때예요. 난 쉰둘. 올해 대표하고 말을 놓았어요. 새벽 4시에.</w:t>
-      </w:r>
-    </w:p>
-    <w:p>
-      <w:pPr>
-        <w:pStyle w:val="BodyText"/>
-      </w:pPr>
-      <w:r>
-        <w:t xml:space="preserve">소희: 새벽 4시에요? 왜요?</w:t>
-      </w:r>
-    </w:p>
-    <w:p>
-      <w:pPr>
-        <w:pStyle w:val="BodyText"/>
-      </w:pPr>
-      <w:r>
-        <w:t xml:space="preserve">올가: 밤새 서류를 읽었으니까요. 당신처럼. 나처럼. 사람들이 진실을 말하는 유일한 시간이에요.</w:t>
-      </w:r>
-    </w:p>
-    <w:p>
-      <w:pPr>
-        <w:pStyle w:val="BodyText"/>
-      </w:pPr>
-      <w:r>
-        <w:t xml:space="preserve">소희: 그럼 다음엔 — 점검하러 올게요. 밤새 읽으러. 올가, 소주 가져올게요.</w:t>
-      </w:r>
-    </w:p>
-    <w:p>
-      <w:pPr>
-        <w:pStyle w:val="BodyText"/>
-      </w:pPr>
-      <w:r>
-        <w:t xml:space="preserve">올가: 가져와. 단, 먼저 — 질문 40개. 그다음에 소주.</w:t>
+        <w:t xml:space="preserve">올가: 정 팀장님, 계약은 끝났어요, 42페이지 전부. 이제 계약 말고 다른 얘기를 해도 돼요.</w:t>
+      </w:r>
+    </w:p>
+    <w:p>
+      <w:pPr>
+        <w:pStyle w:val="BodyText"/>
+      </w:pPr>
+      <w:r>
+        <w:t xml:space="preserve">소희: 20년 동안 서류를 쓰는데, 아무도 안 읽어요. 사장님은 안 읽고 서명해요.</w:t>
+      </w:r>
+    </w:p>
+    <w:p>
+      <w:pPr>
+        <w:pStyle w:val="BodyText"/>
+      </w:pPr>
+      <w:r>
+        <w:t xml:space="preserve">올가: 난 모든 페이지를 읽어요, 그것도 세 번씩. 그게 내 습관이에요.</w:t>
+      </w:r>
+    </w:p>
+    <w:p>
+      <w:pPr>
+        <w:pStyle w:val="BodyText"/>
+      </w:pPr>
+      <w:r>
+        <w:t xml:space="preserve">소희: 네, 알아요. 6년 전에 질문 40개를 보내셨죠. 나쁜 사람인 줄 알고 울었어요.</w:t>
+      </w:r>
+    </w:p>
+    <w:p>
+      <w:pPr>
+        <w:pStyle w:val="BodyText"/>
+      </w:pPr>
+      <w:r>
+        <w:t xml:space="preserve">올가: 그럼 울음을 그치고 나서는 어땠어요?</w:t>
+      </w:r>
+    </w:p>
+    <w:p>
+      <w:pPr>
+        <w:pStyle w:val="BodyText"/>
+      </w:pPr>
+      <w:r>
+        <w:t xml:space="preserve">소희: 그다음엔 알았어요. 이 사람은 15년 만에 처음으로 마지막 표까지, 각주까지 전부 읽은 사람이구나. 저녁 내내 행복했어요. 남편이 무슨 일 있냐고 물어서, 러시아 변호사가 질문 40개를 보냈다고 했어요. 남편은 이해 못 했어요. 이상하죠? 질문 40개인데 행복하다니.</w:t>
+      </w:r>
+    </w:p>
+    <w:p>
+      <w:pPr>
+        <w:pStyle w:val="BodyText"/>
+      </w:pPr>
+      <w:r>
+        <w:t xml:space="preserve">올가: 전혀 안 이상해요. 우린 같은 종족이에요, 정 팀장님. 우리를 확인하는 사람을 사랑하죠.</w:t>
+      </w:r>
+    </w:p>
+    <w:p>
+      <w:pPr>
+        <w:pStyle w:val="BodyText"/>
+      </w:pPr>
+      <w:r>
+        <w:t xml:space="preserve">소희: 「팀장님」 말고 그냥 소희라고 해요. 한국에선 안 되는데, 여긴 모스크바고 눈이 오니까요.</w:t>
+      </w:r>
+    </w:p>
+    <w:p>
+      <w:pPr>
+        <w:pStyle w:val="BodyText"/>
+      </w:pPr>
+      <w:r>
+        <w:t xml:space="preserve">올가: 그럼 나도 그냥 올가, 페트로브나 없이. 모스크바에서도 첫날부터는 안 되는 거지만, 우린 규칙 위반자들이니까.</w:t>
+      </w:r>
+    </w:p>
+    <w:p>
+      <w:pPr>
+        <w:pStyle w:val="BodyText"/>
+      </w:pPr>
+      <w:r>
+        <w:t xml:space="preserve">소희: 올가, 좋아요. 오늘 에스크로를 생각해 냈어요. 20년 만에 처음으로 회의에서 아이디어를 냈어요. 나 마흔일곱이에요.</w:t>
+      </w:r>
+    </w:p>
+    <w:p>
+      <w:pPr>
+        <w:pStyle w:val="BodyText"/>
+      </w:pPr>
+      <w:r>
+        <w:t xml:space="preserve">올가: 믿어요, 딱 좋은 때예요. 난 쉰둘인데, 올해 새벽 4시에 대표하고 말을 놓았어요.</w:t>
+      </w:r>
+    </w:p>
+    <w:p>
+      <w:pPr>
+        <w:pStyle w:val="BodyText"/>
+      </w:pPr>
+      <w:r>
+        <w:t xml:space="preserve">소희: 새벽 4시에요? 왜 그렇게 늦게, 아니, 그렇게 이르게요?</w:t>
+      </w:r>
+    </w:p>
+    <w:p>
+      <w:pPr>
+        <w:pStyle w:val="BodyText"/>
+      </w:pPr>
+      <w:r>
+        <w:t xml:space="preserve">올가: 당신처럼, 나처럼 밤새 서류를 읽었으니까요. 사람들이 진실을 말하는 유일한 시간이에요.</w:t>
+      </w:r>
+    </w:p>
+    <w:p>
+      <w:pPr>
+        <w:pStyle w:val="BodyText"/>
+      </w:pPr>
+      <w:r>
+        <w:t xml:space="preserve">소희: 그럼 다음엔 밤새 읽으러 점검하러 올게요. 올가, 소주 가져올게요.</w:t>
+      </w:r>
+    </w:p>
+    <w:p>
+      <w:pPr>
+        <w:pStyle w:val="BodyText"/>
+      </w:pPr>
+      <w:r>
+        <w:t xml:space="preserve">올가: 가져와. 단, 먼저 질문 40개, 그다음에 소주야. 안 그러면 아무것도 못 읽어.</w:t>
       </w:r>
     </w:p>
     <w:bookmarkEnd w:id="37"/>
